--- a/TS Jatai Ghanam Project/TS 1.8/TS 1.8 Jatai Tamil Corrections.docx
+++ b/TS Jatai Ghanam Project/TS 1.8/TS 1.8 Jatai Tamil Corrections.docx
@@ -389,180 +389,166 @@
               <w:autoSpaceDN w:val="0"/>
               <w:adjustRightInd w:val="0"/>
               <w:rPr>
-                <w:rFonts w:ascii="Latha" w:hAnsi="Latha" w:cs="Latha"/>
-                <w:szCs w:val="28"/>
-                <w:lang w:bidi="ta-IN"/>
-              </w:rPr>
-            </w:pPr>
-            <w:r>
-              <w:rPr>
-                <w:rFonts w:ascii="Latha" w:hAnsi="Latha" w:cs="Latha"/>
-                <w:szCs w:val="28"/>
-                <w:cs/>
-                <w:lang w:bidi="ta-IN"/>
-              </w:rPr>
-              <w:t>அ</w:t>
-            </w:r>
-            <w:r>
-              <w:rPr>
-                <w:rFonts w:ascii="BRH Tamil Tab Extra" w:hAnsi="BRH Tamil Tab Extra" w:cs="Latha"/>
-                <w:b/>
-                <w:bCs/>
-                <w:sz w:val="32"/>
-                <w:szCs w:val="32"/>
-                <w:lang w:bidi="ta-IN"/>
-              </w:rPr>
-              <w:t>…</w:t>
-            </w:r>
-            <w:r>
-              <w:rPr>
-                <w:rFonts w:ascii="Latha" w:hAnsi="Latha" w:cs="Latha"/>
-                <w:szCs w:val="28"/>
-                <w:cs/>
-                <w:lang w:bidi="ta-IN"/>
-              </w:rPr>
-              <w:t>ஸ்மே விஶ்வா</w:t>
-            </w:r>
-            <w:r>
-              <w:rPr>
-                <w:rFonts w:ascii="BRH Tamil Tab Extra" w:hAnsi="BRH Tamil Tab Extra" w:cs="Latha"/>
-                <w:b/>
-                <w:bCs/>
-                <w:sz w:val="32"/>
-                <w:szCs w:val="32"/>
-                <w:lang w:bidi="ta-IN"/>
-              </w:rPr>
-              <w:t>…</w:t>
-            </w:r>
-            <w:r>
-              <w:rPr>
-                <w:rFonts w:ascii="Latha" w:hAnsi="Latha" w:cs="Latha"/>
-                <w:szCs w:val="28"/>
-                <w:lang w:bidi="ta-IN"/>
-              </w:rPr>
-              <w:t xml:space="preserve"> </w:t>
-            </w:r>
-            <w:r>
-              <w:rPr>
-                <w:rFonts w:ascii="Latha" w:hAnsi="Latha" w:cs="Latha"/>
-                <w:szCs w:val="28"/>
-                <w:cs/>
-                <w:lang w:bidi="ta-IN"/>
-              </w:rPr>
-              <w:t>விஶ்</w:t>
-            </w:r>
-            <w:r>
-              <w:rPr>
-                <w:rFonts w:ascii="Latha" w:hAnsi="Latha" w:cs="Latha"/>
-                <w:szCs w:val="28"/>
-                <w:highlight w:val="yellow"/>
-                <w:cs/>
-                <w:lang w:bidi="ta-IN"/>
-              </w:rPr>
-              <w:t>வா</w:t>
-            </w:r>
-            <w:r>
-              <w:rPr>
-                <w:rFonts w:ascii="BRH Tamil Tab Extra" w:hAnsi="BRH Tamil Tab Extra" w:cs="Latha"/>
-                <w:b/>
-                <w:bCs/>
-                <w:sz w:val="32"/>
-                <w:szCs w:val="32"/>
-                <w:lang w:bidi="ta-IN"/>
-              </w:rPr>
-              <w:t>†</w:t>
-            </w:r>
-            <w:r>
-              <w:rPr>
-                <w:rFonts w:ascii="Latha" w:hAnsi="Latha" w:cs="Latha"/>
-                <w:szCs w:val="28"/>
-                <w:lang w:bidi="ta-IN"/>
-              </w:rPr>
-              <w:t xml:space="preserve"> </w:t>
-            </w:r>
-            <w:r>
-              <w:rPr>
-                <w:rFonts w:ascii="Latha" w:hAnsi="Latha" w:cs="Latha"/>
-                <w:szCs w:val="28"/>
-                <w:highlight w:val="yellow"/>
-                <w:cs/>
-                <w:lang w:bidi="ta-IN"/>
-              </w:rPr>
-              <w:t>அ</w:t>
-            </w:r>
-            <w:r>
-              <w:rPr>
-                <w:rFonts w:ascii="BRH Tamil Tab Extra" w:hAnsi="BRH Tamil Tab Extra" w:cs="Latha"/>
-                <w:b/>
-                <w:bCs/>
-                <w:sz w:val="32"/>
-                <w:szCs w:val="32"/>
-                <w:lang w:bidi="ta-IN"/>
-              </w:rPr>
-              <w:t>…</w:t>
-            </w:r>
-            <w:r>
-              <w:rPr>
-                <w:rFonts w:ascii="Latha" w:hAnsi="Latha" w:cs="Latha"/>
-                <w:szCs w:val="28"/>
-                <w:cs/>
-                <w:lang w:bidi="ta-IN"/>
-              </w:rPr>
-              <w:t>ஸ்மே அ</w:t>
-            </w:r>
-            <w:r>
-              <w:rPr>
-                <w:rFonts w:ascii="BRH Tamil Tab Extra" w:hAnsi="BRH Tamil Tab Extra" w:cs="Latha"/>
-                <w:b/>
-                <w:bCs/>
-                <w:sz w:val="32"/>
-                <w:szCs w:val="32"/>
-                <w:lang w:bidi="ta-IN"/>
-              </w:rPr>
-              <w:t>…</w:t>
-            </w:r>
-            <w:r>
-              <w:rPr>
-                <w:rFonts w:ascii="Latha" w:hAnsi="Latha" w:cs="Latha"/>
-                <w:szCs w:val="28"/>
-                <w:cs/>
-                <w:lang w:bidi="ta-IN"/>
-              </w:rPr>
-              <w:t>ஸ்மே விஶ்வா</w:t>
-            </w:r>
-            <w:r>
-              <w:rPr>
-                <w:rFonts w:ascii="BRH Tamil Tab Extra" w:hAnsi="BRH Tamil Tab Extra" w:cs="Latha"/>
-                <w:b/>
-                <w:bCs/>
-                <w:sz w:val="32"/>
-                <w:szCs w:val="32"/>
-                <w:lang w:bidi="ta-IN"/>
-              </w:rPr>
-              <w:t>‡</w:t>
-            </w:r>
-            <w:r>
-              <w:rPr>
-                <w:rFonts w:ascii="Latha" w:hAnsi="Latha" w:cs="Latha"/>
-                <w:szCs w:val="28"/>
-                <w:lang w:bidi="ta-IN"/>
-              </w:rPr>
-              <w:t xml:space="preserve"> | </w:t>
-            </w:r>
-          </w:p>
-          <w:p>
-            <w:pPr>
-              <w:widowControl w:val="0"/>
-              <w:autoSpaceDE w:val="0"/>
-              <w:autoSpaceDN w:val="0"/>
-              <w:adjustRightInd w:val="0"/>
-              <w:spacing w:line="240" w:lineRule="auto"/>
-              <w:rPr>
                 <w:rFonts w:cs="BRH Malayalam Extra"/>
                 <w:color w:val="000000"/>
                 <w:szCs w:val="40"/>
               </w:rPr>
             </w:pPr>
+            <w:r>
+              <w:rPr>
+                <w:rFonts w:ascii="Latha" w:hAnsi="Latha" w:cs="Latha"/>
+                <w:szCs w:val="28"/>
+                <w:cs/>
+                <w:lang w:bidi="ta-IN"/>
+              </w:rPr>
+              <w:t>அ</w:t>
+            </w:r>
+            <w:r>
+              <w:rPr>
+                <w:rFonts w:ascii="BRH Tamil Tab Extra" w:hAnsi="BRH Tamil Tab Extra" w:cs="Latha"/>
+                <w:b/>
+                <w:bCs/>
+                <w:sz w:val="32"/>
+                <w:szCs w:val="32"/>
+                <w:lang w:bidi="ta-IN"/>
+              </w:rPr>
+              <w:t>…</w:t>
+            </w:r>
+            <w:r>
+              <w:rPr>
+                <w:rFonts w:ascii="Latha" w:hAnsi="Latha" w:cs="Latha"/>
+                <w:szCs w:val="28"/>
+                <w:cs/>
+                <w:lang w:bidi="ta-IN"/>
+              </w:rPr>
+              <w:t>ஸ்மே விஶ்வா</w:t>
+            </w:r>
+            <w:r>
+              <w:rPr>
+                <w:rFonts w:ascii="BRH Tamil Tab Extra" w:hAnsi="BRH Tamil Tab Extra" w:cs="Latha"/>
+                <w:b/>
+                <w:bCs/>
+                <w:sz w:val="32"/>
+                <w:szCs w:val="32"/>
+                <w:lang w:bidi="ta-IN"/>
+              </w:rPr>
+              <w:t>…</w:t>
+            </w:r>
+            <w:r>
+              <w:rPr>
+                <w:rFonts w:ascii="Latha" w:hAnsi="Latha" w:cs="Latha"/>
+                <w:szCs w:val="28"/>
+                <w:lang w:bidi="ta-IN"/>
+              </w:rPr>
+              <w:t xml:space="preserve"> </w:t>
+            </w:r>
+            <w:r>
+              <w:rPr>
+                <w:rFonts w:ascii="Latha" w:hAnsi="Latha" w:cs="Latha"/>
+                <w:szCs w:val="28"/>
+                <w:cs/>
+                <w:lang w:bidi="ta-IN"/>
+              </w:rPr>
+              <w:t>விஶ்</w:t>
+            </w:r>
+            <w:r>
+              <w:rPr>
+                <w:rFonts w:ascii="Latha" w:hAnsi="Latha" w:cs="Latha"/>
+                <w:szCs w:val="28"/>
+                <w:highlight w:val="yellow"/>
+                <w:cs/>
+                <w:lang w:bidi="ta-IN"/>
+              </w:rPr>
+              <w:t>வா</w:t>
+            </w:r>
+            <w:r>
+              <w:rPr>
+                <w:rFonts w:ascii="BRH Tamil Tab Extra" w:hAnsi="BRH Tamil Tab Extra" w:cs="Latha"/>
+                <w:b/>
+                <w:bCs/>
+                <w:sz w:val="32"/>
+                <w:szCs w:val="32"/>
+                <w:lang w:bidi="ta-IN"/>
+              </w:rPr>
+              <w:t>†</w:t>
+            </w:r>
+            <w:r>
+              <w:rPr>
+                <w:rFonts w:ascii="Latha" w:hAnsi="Latha" w:cs="Latha"/>
+                <w:szCs w:val="28"/>
+                <w:lang w:bidi="ta-IN"/>
+              </w:rPr>
+              <w:t xml:space="preserve"> </w:t>
+            </w:r>
+            <w:r>
+              <w:rPr>
+                <w:rFonts w:ascii="Latha" w:hAnsi="Latha" w:cs="Latha"/>
+                <w:szCs w:val="28"/>
+                <w:highlight w:val="yellow"/>
+                <w:cs/>
+                <w:lang w:bidi="ta-IN"/>
+              </w:rPr>
+              <w:t>அ</w:t>
+            </w:r>
+            <w:r>
+              <w:rPr>
+                <w:rFonts w:ascii="BRH Tamil Tab Extra" w:hAnsi="BRH Tamil Tab Extra" w:cs="Latha"/>
+                <w:b/>
+                <w:bCs/>
+                <w:sz w:val="32"/>
+                <w:szCs w:val="32"/>
+                <w:lang w:bidi="ta-IN"/>
+              </w:rPr>
+              <w:t>…</w:t>
+            </w:r>
+            <w:r>
+              <w:rPr>
+                <w:rFonts w:ascii="Latha" w:hAnsi="Latha" w:cs="Latha"/>
+                <w:szCs w:val="28"/>
+                <w:cs/>
+                <w:lang w:bidi="ta-IN"/>
+              </w:rPr>
+              <w:t>ஸ்மே அ</w:t>
+            </w:r>
+            <w:r>
+              <w:rPr>
+                <w:rFonts w:ascii="BRH Tamil Tab Extra" w:hAnsi="BRH Tamil Tab Extra" w:cs="Latha"/>
+                <w:b/>
+                <w:bCs/>
+                <w:sz w:val="32"/>
+                <w:szCs w:val="32"/>
+                <w:lang w:bidi="ta-IN"/>
+              </w:rPr>
+              <w:t>…</w:t>
+            </w:r>
+            <w:r>
+              <w:rPr>
+                <w:rFonts w:ascii="Latha" w:hAnsi="Latha" w:cs="Latha"/>
+                <w:szCs w:val="28"/>
+                <w:cs/>
+                <w:lang w:bidi="ta-IN"/>
+              </w:rPr>
+              <w:t>ஸ்மே விஶ்வா</w:t>
+            </w:r>
+            <w:r>
+              <w:rPr>
+                <w:rFonts w:ascii="BRH Tamil Tab Extra" w:hAnsi="BRH Tamil Tab Extra" w:cs="Latha"/>
+                <w:b/>
+                <w:bCs/>
+                <w:sz w:val="32"/>
+                <w:szCs w:val="32"/>
+                <w:lang w:bidi="ta-IN"/>
+              </w:rPr>
+              <w:t>‡</w:t>
+            </w:r>
+            <w:r>
+              <w:rPr>
+                <w:rFonts w:ascii="Latha" w:hAnsi="Latha" w:cs="Latha"/>
+                <w:szCs w:val="28"/>
+                <w:lang w:bidi="ta-IN"/>
+              </w:rPr>
+              <w:t xml:space="preserve"> | </w:t>
+            </w:r>
           </w:p>
         </w:tc>
         <w:tc>
@@ -784,165 +770,151 @@
               <w:autoSpaceDN w:val="0"/>
               <w:adjustRightInd w:val="0"/>
               <w:rPr>
-                <w:rFonts w:ascii="Latha" w:hAnsi="Latha" w:cs="Latha"/>
-                <w:szCs w:val="28"/>
-                <w:lang w:bidi="ta-IN"/>
-              </w:rPr>
-            </w:pPr>
-            <w:r>
-              <w:rPr>
-                <w:rFonts w:ascii="Latha" w:hAnsi="Latha" w:cs="Latha"/>
-                <w:szCs w:val="28"/>
-                <w:cs/>
-                <w:lang w:bidi="ta-IN"/>
-              </w:rPr>
-              <w:t>அ</w:t>
-            </w:r>
-            <w:r>
-              <w:rPr>
-                <w:rFonts w:ascii="BRH Tamil Tab Extra" w:hAnsi="BRH Tamil Tab Extra" w:cs="Latha"/>
-                <w:b/>
-                <w:bCs/>
-                <w:sz w:val="32"/>
-                <w:szCs w:val="32"/>
-                <w:lang w:bidi="ta-IN"/>
-              </w:rPr>
-              <w:t>…</w:t>
-            </w:r>
-            <w:r>
-              <w:rPr>
-                <w:rFonts w:ascii="Latha" w:hAnsi="Latha" w:cs="Latha"/>
-                <w:szCs w:val="28"/>
-                <w:cs/>
-                <w:lang w:bidi="ta-IN"/>
-              </w:rPr>
-              <w:t>ஸ்மே விஶ்வா</w:t>
-            </w:r>
-            <w:r>
-              <w:rPr>
-                <w:rFonts w:ascii="BRH Tamil Tab Extra" w:hAnsi="BRH Tamil Tab Extra" w:cs="Latha"/>
-                <w:b/>
-                <w:bCs/>
-                <w:sz w:val="32"/>
-                <w:szCs w:val="32"/>
-                <w:lang w:bidi="ta-IN"/>
-              </w:rPr>
-              <w:t>…</w:t>
-            </w:r>
-            <w:r>
-              <w:rPr>
-                <w:rFonts w:ascii="Latha" w:hAnsi="Latha" w:cs="Latha"/>
-                <w:szCs w:val="28"/>
-                <w:lang w:bidi="ta-IN"/>
-              </w:rPr>
-              <w:t xml:space="preserve"> </w:t>
-            </w:r>
-            <w:r>
-              <w:rPr>
-                <w:rFonts w:ascii="Latha" w:hAnsi="Latha" w:cs="Latha"/>
-                <w:szCs w:val="28"/>
-                <w:cs/>
-                <w:lang w:bidi="ta-IN"/>
-              </w:rPr>
-              <w:t>விஶ்</w:t>
-            </w:r>
-            <w:r>
-              <w:rPr>
-                <w:rFonts w:ascii="Latha" w:hAnsi="Latha" w:cs="Latha"/>
-                <w:szCs w:val="28"/>
-                <w:highlight w:val="green"/>
-                <w:cs/>
-                <w:lang w:bidi="ta-IN"/>
-              </w:rPr>
-              <w:t>வா</w:t>
-            </w:r>
-            <w:r>
-              <w:rPr>
-                <w:rFonts w:ascii="BRH Tamil Tab Extra" w:hAnsi="BRH Tamil Tab Extra" w:cs="Latha"/>
-                <w:b/>
-                <w:bCs/>
-                <w:sz w:val="32"/>
-                <w:szCs w:val="32"/>
-                <w:lang w:bidi="ta-IN"/>
-              </w:rPr>
-              <w:t>…</w:t>
-            </w:r>
-            <w:bookmarkStart w:id="0" w:name="_Hlk200617614"/>
-            <w:r>
-              <w:rPr>
-                <w:rFonts w:ascii="BRH Devanagari Extra" w:hAnsi="BRH Devanagari Extra" w:cs="BRH Devanagari Extra"/>
-                <w:b/>
-                <w:bCs/>
-                <w:color w:val="000000"/>
-                <w:sz w:val="28"/>
-                <w:szCs w:val="28"/>
-                <w:highlight w:val="green"/>
-              </w:rPr>
-              <w:t>Å</w:t>
-            </w:r>
-            <w:bookmarkEnd w:id="0"/>
-            <w:r>
-              <w:rPr>
-                <w:rFonts w:ascii="Latha" w:hAnsi="Latha" w:cs="Latha"/>
-                <w:szCs w:val="28"/>
-                <w:cs/>
-                <w:lang w:bidi="ta-IN"/>
-              </w:rPr>
-              <w:t>ஸ்மே அ</w:t>
-            </w:r>
-            <w:r>
-              <w:rPr>
-                <w:rFonts w:ascii="BRH Tamil Tab Extra" w:hAnsi="BRH Tamil Tab Extra" w:cs="Latha"/>
-                <w:b/>
-                <w:bCs/>
-                <w:sz w:val="32"/>
-                <w:szCs w:val="32"/>
-                <w:lang w:bidi="ta-IN"/>
-              </w:rPr>
-              <w:t>…</w:t>
-            </w:r>
-            <w:r>
-              <w:rPr>
-                <w:rFonts w:ascii="Latha" w:hAnsi="Latha" w:cs="Latha"/>
-                <w:szCs w:val="28"/>
-                <w:cs/>
-                <w:lang w:bidi="ta-IN"/>
-              </w:rPr>
-              <w:t>ஸ்மே விஶ்வா</w:t>
-            </w:r>
-            <w:r>
-              <w:rPr>
-                <w:rFonts w:ascii="BRH Tamil Tab Extra" w:hAnsi="BRH Tamil Tab Extra" w:cs="Latha"/>
-                <w:b/>
-                <w:bCs/>
-                <w:sz w:val="32"/>
-                <w:szCs w:val="32"/>
-                <w:lang w:bidi="ta-IN"/>
-              </w:rPr>
-              <w:t>‡</w:t>
-            </w:r>
-            <w:r>
-              <w:rPr>
-                <w:rFonts w:ascii="Latha" w:hAnsi="Latha" w:cs="Latha"/>
-                <w:szCs w:val="28"/>
-                <w:lang w:bidi="ta-IN"/>
-              </w:rPr>
-              <w:t xml:space="preserve"> | </w:t>
-            </w:r>
-          </w:p>
-          <w:p>
-            <w:pPr>
-              <w:widowControl w:val="0"/>
-              <w:autoSpaceDE w:val="0"/>
-              <w:autoSpaceDN w:val="0"/>
-              <w:adjustRightInd w:val="0"/>
-              <w:spacing w:line="240" w:lineRule="auto"/>
-              <w:rPr>
                 <w:rFonts w:cs="BRH Malayalam Extra"/>
                 <w:color w:val="000000"/>
                 <w:szCs w:val="40"/>
               </w:rPr>
             </w:pPr>
+            <w:r>
+              <w:rPr>
+                <w:rFonts w:ascii="Latha" w:hAnsi="Latha" w:cs="Latha"/>
+                <w:szCs w:val="28"/>
+                <w:cs/>
+                <w:lang w:bidi="ta-IN"/>
+              </w:rPr>
+              <w:t>அ</w:t>
+            </w:r>
+            <w:r>
+              <w:rPr>
+                <w:rFonts w:ascii="BRH Tamil Tab Extra" w:hAnsi="BRH Tamil Tab Extra" w:cs="Latha"/>
+                <w:b/>
+                <w:bCs/>
+                <w:sz w:val="32"/>
+                <w:szCs w:val="32"/>
+                <w:lang w:bidi="ta-IN"/>
+              </w:rPr>
+              <w:t>…</w:t>
+            </w:r>
+            <w:r>
+              <w:rPr>
+                <w:rFonts w:ascii="Latha" w:hAnsi="Latha" w:cs="Latha"/>
+                <w:szCs w:val="28"/>
+                <w:cs/>
+                <w:lang w:bidi="ta-IN"/>
+              </w:rPr>
+              <w:t>ஸ்மே விஶ்வா</w:t>
+            </w:r>
+            <w:r>
+              <w:rPr>
+                <w:rFonts w:ascii="BRH Tamil Tab Extra" w:hAnsi="BRH Tamil Tab Extra" w:cs="Latha"/>
+                <w:b/>
+                <w:bCs/>
+                <w:sz w:val="32"/>
+                <w:szCs w:val="32"/>
+                <w:lang w:bidi="ta-IN"/>
+              </w:rPr>
+              <w:t>…</w:t>
+            </w:r>
+            <w:r>
+              <w:rPr>
+                <w:rFonts w:ascii="Latha" w:hAnsi="Latha" w:cs="Latha"/>
+                <w:szCs w:val="28"/>
+                <w:lang w:bidi="ta-IN"/>
+              </w:rPr>
+              <w:t xml:space="preserve"> </w:t>
+            </w:r>
+            <w:r>
+              <w:rPr>
+                <w:rFonts w:ascii="Latha" w:hAnsi="Latha" w:cs="Latha"/>
+                <w:szCs w:val="28"/>
+                <w:cs/>
+                <w:lang w:bidi="ta-IN"/>
+              </w:rPr>
+              <w:t>விஶ்</w:t>
+            </w:r>
+            <w:r>
+              <w:rPr>
+                <w:rFonts w:ascii="Latha" w:hAnsi="Latha" w:cs="Latha"/>
+                <w:szCs w:val="28"/>
+                <w:highlight w:val="green"/>
+                <w:cs/>
+                <w:lang w:bidi="ta-IN"/>
+              </w:rPr>
+              <w:t>வா</w:t>
+            </w:r>
+            <w:r>
+              <w:rPr>
+                <w:rFonts w:ascii="BRH Tamil Tab Extra" w:hAnsi="BRH Tamil Tab Extra" w:cs="Latha"/>
+                <w:b/>
+                <w:bCs/>
+                <w:sz w:val="32"/>
+                <w:szCs w:val="32"/>
+                <w:lang w:bidi="ta-IN"/>
+              </w:rPr>
+              <w:t>…</w:t>
+            </w:r>
+            <w:bookmarkStart w:id="0" w:name="_Hlk200617614"/>
+            <w:r>
+              <w:rPr>
+                <w:rFonts w:ascii="BRH Devanagari Extra" w:hAnsi="BRH Devanagari Extra" w:cs="BRH Devanagari Extra"/>
+                <w:b/>
+                <w:bCs/>
+                <w:color w:val="000000"/>
+                <w:sz w:val="28"/>
+                <w:szCs w:val="28"/>
+                <w:highlight w:val="green"/>
+              </w:rPr>
+              <w:t>Å</w:t>
+            </w:r>
+            <w:bookmarkEnd w:id="0"/>
+            <w:r>
+              <w:rPr>
+                <w:rFonts w:ascii="Latha" w:hAnsi="Latha" w:cs="Latha"/>
+                <w:szCs w:val="28"/>
+                <w:cs/>
+                <w:lang w:bidi="ta-IN"/>
+              </w:rPr>
+              <w:t>ஸ்மே அ</w:t>
+            </w:r>
+            <w:r>
+              <w:rPr>
+                <w:rFonts w:ascii="BRH Tamil Tab Extra" w:hAnsi="BRH Tamil Tab Extra" w:cs="Latha"/>
+                <w:b/>
+                <w:bCs/>
+                <w:sz w:val="32"/>
+                <w:szCs w:val="32"/>
+                <w:lang w:bidi="ta-IN"/>
+              </w:rPr>
+              <w:t>…</w:t>
+            </w:r>
+            <w:r>
+              <w:rPr>
+                <w:rFonts w:ascii="Latha" w:hAnsi="Latha" w:cs="Latha"/>
+                <w:szCs w:val="28"/>
+                <w:cs/>
+                <w:lang w:bidi="ta-IN"/>
+              </w:rPr>
+              <w:t>ஸ்மே விஶ்வா</w:t>
+            </w:r>
+            <w:r>
+              <w:rPr>
+                <w:rFonts w:ascii="BRH Tamil Tab Extra" w:hAnsi="BRH Tamil Tab Extra" w:cs="Latha"/>
+                <w:b/>
+                <w:bCs/>
+                <w:sz w:val="32"/>
+                <w:szCs w:val="32"/>
+                <w:lang w:bidi="ta-IN"/>
+              </w:rPr>
+              <w:t>‡</w:t>
+            </w:r>
+            <w:r>
+              <w:rPr>
+                <w:rFonts w:ascii="Latha" w:hAnsi="Latha" w:cs="Latha"/>
+                <w:szCs w:val="28"/>
+                <w:lang w:bidi="ta-IN"/>
+              </w:rPr>
+              <w:t xml:space="preserve"> | </w:t>
+            </w:r>
           </w:p>
         </w:tc>
       </w:tr>
@@ -1627,6 +1599,950 @@
               <w:rPr>
                 <w:rFonts w:cs="BRH Malayalam Extra"/>
                 <w:szCs w:val="40"/>
+              </w:rPr>
+            </w:pPr>
+          </w:p>
+        </w:tc>
+      </w:tr>
+      <w:tr>
+        <w:trPr>
+          <w:trHeight w:val="1751"/>
+        </w:trPr>
+        <w:tc>
+          <w:tcPr>
+            <w:tcW w:w="7379" w:type="dxa"/>
+          </w:tcPr>
+          <w:p>
+            <w:pPr>
+              <w:autoSpaceDE w:val="0"/>
+              <w:autoSpaceDN w:val="0"/>
+              <w:adjustRightInd w:val="0"/>
+              <w:rPr>
+                <w:rFonts w:ascii="Latha" w:hAnsi="Latha" w:cs="Latha"/>
+                <w:szCs w:val="28"/>
+                <w:lang w:bidi="ta-IN"/>
+              </w:rPr>
+            </w:pPr>
+            <w:r>
+              <w:rPr>
+                <w:rFonts w:cs="Latha"/>
+                <w:b/>
+                <w:bCs/>
+                <w:szCs w:val="28"/>
+                <w:cs/>
+                <w:lang w:bidi="ta-IN"/>
+              </w:rPr>
+              <w:t>22)</w:t>
+            </w:r>
+            <w:r>
+              <w:rPr>
+                <w:rFonts w:ascii="Latha" w:hAnsi="Latha" w:cs="Latha"/>
+                <w:szCs w:val="28"/>
+                <w:lang w:bidi="ta-IN"/>
+              </w:rPr>
+              <w:tab/>
+            </w:r>
+            <w:r>
+              <w:rPr>
+                <w:rFonts w:cs="Latha"/>
+                <w:b/>
+                <w:bCs/>
+                <w:szCs w:val="28"/>
+                <w:cs/>
+                <w:lang w:bidi="ta-IN"/>
+              </w:rPr>
+              <w:t>1</w:t>
+            </w:r>
+            <w:r>
+              <w:rPr>
+                <w:rFonts w:cs="Latha"/>
+                <w:b/>
+                <w:bCs/>
+                <w:szCs w:val="28"/>
+                <w:lang w:bidi="ta-IN"/>
+              </w:rPr>
+              <w:t>.</w:t>
+            </w:r>
+            <w:r>
+              <w:rPr>
+                <w:rFonts w:cs="Latha"/>
+                <w:b/>
+                <w:bCs/>
+                <w:szCs w:val="28"/>
+                <w:cs/>
+                <w:lang w:bidi="ta-IN"/>
+              </w:rPr>
+              <w:t>8</w:t>
+            </w:r>
+            <w:r>
+              <w:rPr>
+                <w:rFonts w:cs="Latha"/>
+                <w:b/>
+                <w:bCs/>
+                <w:szCs w:val="28"/>
+                <w:lang w:bidi="ta-IN"/>
+              </w:rPr>
+              <w:t>.3</w:t>
+            </w:r>
+            <w:r>
+              <w:rPr>
+                <w:rFonts w:cs="Latha"/>
+                <w:b/>
+                <w:bCs/>
+                <w:szCs w:val="28"/>
+                <w:lang w:bidi="ta-IN"/>
+              </w:rPr>
+              <w:t>.</w:t>
+            </w:r>
+            <w:r>
+              <w:rPr>
+                <w:rFonts w:cs="Latha"/>
+                <w:b/>
+                <w:bCs/>
+                <w:szCs w:val="28"/>
+                <w:cs/>
+                <w:lang w:bidi="ta-IN"/>
+              </w:rPr>
+              <w:t>1</w:t>
+            </w:r>
+            <w:r>
+              <w:rPr>
+                <w:rFonts w:cs="Latha"/>
+                <w:b/>
+                <w:bCs/>
+                <w:szCs w:val="28"/>
+                <w:lang w:bidi="ta-IN"/>
+              </w:rPr>
+              <w:t>(</w:t>
+            </w:r>
+            <w:r>
+              <w:rPr>
+                <w:rFonts w:cs="Latha"/>
+                <w:b/>
+                <w:bCs/>
+                <w:szCs w:val="28"/>
+                <w:cs/>
+                <w:lang w:bidi="ta-IN"/>
+              </w:rPr>
+              <w:t>16</w:t>
+            </w:r>
+            <w:r>
+              <w:rPr>
+                <w:rFonts w:cs="Latha"/>
+                <w:b/>
+                <w:bCs/>
+                <w:szCs w:val="28"/>
+                <w:lang w:bidi="ta-IN"/>
+              </w:rPr>
+              <w:t>)</w:t>
+            </w:r>
+            <w:r>
+              <w:rPr>
+                <w:rFonts w:ascii="Latha" w:hAnsi="Latha" w:cs="Latha"/>
+                <w:szCs w:val="28"/>
+                <w:lang w:bidi="ta-IN"/>
+              </w:rPr>
+              <w:t xml:space="preserve">-  </w:t>
+            </w:r>
+            <w:r>
+              <w:rPr>
+                <w:rFonts w:ascii="Latha" w:hAnsi="Latha" w:cs="Latha"/>
+                <w:szCs w:val="28"/>
+                <w:cs/>
+                <w:lang w:bidi="ta-IN"/>
+              </w:rPr>
+              <w:t xml:space="preserve">ஸு </w:t>
+            </w:r>
+            <w:r>
+              <w:rPr>
+                <w:rFonts w:ascii="Latha" w:hAnsi="Latha" w:cs="Latha"/>
+                <w:szCs w:val="28"/>
+                <w:lang w:bidi="ta-IN"/>
+              </w:rPr>
+              <w:t xml:space="preserve">| </w:t>
+            </w:r>
+            <w:r>
+              <w:rPr>
+                <w:rFonts w:ascii="Latha" w:hAnsi="Latha" w:cs="Latha"/>
+                <w:szCs w:val="28"/>
+                <w:cs/>
+                <w:lang w:bidi="ta-IN"/>
+              </w:rPr>
+              <w:t>ந</w:t>
+            </w:r>
+            <w:r>
+              <w:rPr>
+                <w:rFonts w:ascii="BRH Tamil Tab Extra" w:hAnsi="BRH Tamil Tab Extra" w:cs="Latha"/>
+                <w:b/>
+                <w:bCs/>
+                <w:sz w:val="32"/>
+                <w:szCs w:val="32"/>
+                <w:lang w:bidi="ta-IN"/>
+              </w:rPr>
+              <w:t>…</w:t>
+            </w:r>
+            <w:r>
+              <w:rPr>
+                <w:rFonts w:ascii="Latha" w:hAnsi="Latha" w:cs="Latha"/>
+                <w:b/>
+                <w:bCs/>
+                <w:szCs w:val="28"/>
+                <w:cs/>
+                <w:lang w:bidi="ta-IN"/>
+              </w:rPr>
+              <w:t>:</w:t>
+            </w:r>
+            <w:r>
+              <w:rPr>
+                <w:rFonts w:ascii="Latha" w:hAnsi="Latha" w:cs="Latha"/>
+                <w:szCs w:val="28"/>
+                <w:cs/>
+                <w:lang w:bidi="ta-IN"/>
+              </w:rPr>
+              <w:t xml:space="preserve"> </w:t>
+            </w:r>
+            <w:r>
+              <w:rPr>
+                <w:rFonts w:ascii="Latha" w:hAnsi="Latha" w:cs="Latha"/>
+                <w:szCs w:val="28"/>
+                <w:lang w:bidi="ta-IN"/>
+              </w:rPr>
+              <w:t xml:space="preserve">| </w:t>
+            </w:r>
+            <w:r>
+              <w:rPr>
+                <w:rFonts w:cs="Latha"/>
+                <w:b/>
+                <w:bCs/>
+                <w:szCs w:val="28"/>
+                <w:lang w:bidi="ta-IN"/>
+              </w:rPr>
+              <w:t>(</w:t>
+            </w:r>
+            <w:r>
+              <w:rPr>
+                <w:rFonts w:ascii="Latha" w:hAnsi="Latha" w:cs="Latha"/>
+                <w:b/>
+                <w:bCs/>
+                <w:szCs w:val="28"/>
+                <w:lang w:bidi="ta-IN"/>
+              </w:rPr>
+              <w:t>GS-</w:t>
+            </w:r>
+            <w:r>
+              <w:rPr>
+                <w:rFonts w:cs="Latha"/>
+                <w:b/>
+                <w:bCs/>
+                <w:szCs w:val="28"/>
+                <w:cs/>
+                <w:lang w:bidi="ta-IN"/>
+              </w:rPr>
+              <w:t>1</w:t>
+            </w:r>
+            <w:r>
+              <w:rPr>
+                <w:rFonts w:cs="Latha"/>
+                <w:b/>
+                <w:bCs/>
+                <w:szCs w:val="28"/>
+                <w:lang w:bidi="ta-IN"/>
+              </w:rPr>
+              <w:t>.</w:t>
+            </w:r>
+            <w:r>
+              <w:rPr>
+                <w:rFonts w:cs="Latha"/>
+                <w:b/>
+                <w:bCs/>
+                <w:szCs w:val="28"/>
+                <w:cs/>
+                <w:lang w:bidi="ta-IN"/>
+              </w:rPr>
+              <w:t>8</w:t>
+            </w:r>
+            <w:r>
+              <w:rPr>
+                <w:rFonts w:ascii="Latha" w:hAnsi="Latha" w:cs="Latha"/>
+                <w:szCs w:val="28"/>
+                <w:lang w:bidi="ta-IN"/>
+              </w:rPr>
+              <w:t>-</w:t>
+            </w:r>
+            <w:r>
+              <w:rPr>
+                <w:rFonts w:cs="Latha"/>
+                <w:b/>
+                <w:bCs/>
+                <w:szCs w:val="28"/>
+                <w:cs/>
+                <w:lang w:bidi="ta-IN"/>
+              </w:rPr>
+              <w:t>2)</w:t>
+            </w:r>
+          </w:p>
+          <w:p>
+            <w:pPr>
+              <w:autoSpaceDE w:val="0"/>
+              <w:autoSpaceDN w:val="0"/>
+              <w:adjustRightInd w:val="0"/>
+              <w:rPr>
+                <w:rFonts w:cs="BRH Devanagari Extra"/>
+                <w:color w:val="000000"/>
+                <w:szCs w:val="40"/>
+              </w:rPr>
+            </w:pPr>
+            <w:r>
+              <w:rPr>
+                <w:rFonts w:ascii="Latha" w:hAnsi="Latha" w:cs="Latha"/>
+                <w:szCs w:val="28"/>
+                <w:highlight w:val="yellow"/>
+                <w:cs/>
+                <w:lang w:bidi="ta-IN"/>
+              </w:rPr>
+              <w:t>ஸு</w:t>
+            </w:r>
+            <w:r>
+              <w:rPr>
+                <w:rFonts w:ascii="Latha" w:hAnsi="Latha" w:cs="Latha"/>
+                <w:szCs w:val="28"/>
+                <w:cs/>
+                <w:lang w:bidi="ta-IN"/>
+              </w:rPr>
+              <w:t xml:space="preserve"> </w:t>
+            </w:r>
+            <w:r>
+              <w:rPr>
+                <w:rFonts w:ascii="Latha" w:hAnsi="Latha" w:cs="Latha" w:hint="cs"/>
+                <w:szCs w:val="28"/>
+                <w:cs/>
+                <w:lang w:bidi="ta-IN"/>
+              </w:rPr>
+              <w:t>நோ</w:t>
+            </w:r>
+            <w:r>
+              <w:rPr>
+                <w:rFonts w:ascii="BRH Tamil Tab Extra" w:hAnsi="BRH Tamil Tab Extra" w:cs="Latha"/>
+                <w:b/>
+                <w:bCs/>
+                <w:sz w:val="32"/>
+                <w:szCs w:val="32"/>
+                <w:lang w:bidi="ta-IN"/>
+              </w:rPr>
+              <w:t>†</w:t>
+            </w:r>
+            <w:r>
+              <w:rPr>
+                <w:rFonts w:ascii="Latha" w:hAnsi="Latha" w:cs="Latha"/>
+                <w:szCs w:val="28"/>
+                <w:lang w:bidi="ta-IN"/>
+              </w:rPr>
+              <w:t xml:space="preserve"> </w:t>
+            </w:r>
+            <w:r>
+              <w:rPr>
+                <w:rFonts w:ascii="Latha" w:hAnsi="Latha" w:cs="Latha"/>
+                <w:szCs w:val="28"/>
+                <w:cs/>
+                <w:lang w:bidi="ta-IN"/>
+              </w:rPr>
+              <w:t>ந</w:t>
+            </w:r>
+            <w:r>
+              <w:rPr>
+                <w:rFonts w:ascii="BRH Tamil Tab Extra" w:hAnsi="BRH Tamil Tab Extra" w:cs="Latha"/>
+                <w:b/>
+                <w:bCs/>
+                <w:sz w:val="32"/>
+                <w:szCs w:val="32"/>
+                <w:lang w:bidi="ta-IN"/>
+              </w:rPr>
+              <w:t>…</w:t>
+            </w:r>
+            <w:r>
+              <w:rPr>
+                <w:rFonts w:ascii="Latha" w:hAnsi="Latha" w:cs="Latha"/>
+                <w:b/>
+                <w:bCs/>
+                <w:szCs w:val="28"/>
+                <w:cs/>
+                <w:lang w:bidi="ta-IN"/>
+              </w:rPr>
+              <w:t>:</w:t>
+            </w:r>
+            <w:r>
+              <w:rPr>
+                <w:rFonts w:ascii="Latha" w:hAnsi="Latha" w:cs="Latha"/>
+                <w:szCs w:val="28"/>
+                <w:cs/>
+                <w:lang w:bidi="ta-IN"/>
+              </w:rPr>
+              <w:t xml:space="preserve"> ஸு </w:t>
+            </w:r>
+            <w:r>
+              <w:rPr>
+                <w:rFonts w:ascii="Latha" w:hAnsi="Latha" w:cs="Latha"/>
+                <w:szCs w:val="28"/>
+                <w:highlight w:val="yellow"/>
+                <w:cs/>
+                <w:lang w:bidi="ta-IN"/>
+              </w:rPr>
+              <w:t>ஸு</w:t>
+            </w:r>
+            <w:r>
+              <w:rPr>
+                <w:rFonts w:ascii="Latha" w:hAnsi="Latha" w:cs="Latha"/>
+                <w:szCs w:val="28"/>
+                <w:cs/>
+                <w:lang w:bidi="ta-IN"/>
+              </w:rPr>
+              <w:t xml:space="preserve"> </w:t>
+            </w:r>
+            <w:r>
+              <w:rPr>
+                <w:rFonts w:ascii="Latha" w:hAnsi="Latha" w:cs="Latha" w:hint="cs"/>
+                <w:szCs w:val="28"/>
+                <w:cs/>
+                <w:lang w:bidi="ta-IN"/>
+              </w:rPr>
+              <w:t>ந</w:t>
+            </w:r>
+            <w:r>
+              <w:rPr>
+                <w:rFonts w:ascii="BRH Tamil Tab Extra" w:hAnsi="BRH Tamil Tab Extra" w:cs="Latha"/>
+                <w:b/>
+                <w:bCs/>
+                <w:sz w:val="32"/>
+                <w:szCs w:val="32"/>
+                <w:lang w:bidi="ta-IN"/>
+              </w:rPr>
+              <w:t>†</w:t>
+            </w:r>
+            <w:r>
+              <w:rPr>
+                <w:rFonts w:ascii="Latha" w:hAnsi="Latha" w:cs="Latha"/>
+                <w:b/>
+                <w:bCs/>
+                <w:szCs w:val="28"/>
+                <w:cs/>
+                <w:lang w:bidi="ta-IN"/>
+              </w:rPr>
+              <w:t>:</w:t>
+            </w:r>
+            <w:r>
+              <w:rPr>
+                <w:rFonts w:ascii="Latha" w:hAnsi="Latha" w:cs="Latha"/>
+                <w:szCs w:val="28"/>
+                <w:cs/>
+                <w:lang w:bidi="ta-IN"/>
+              </w:rPr>
+              <w:t xml:space="preserve"> </w:t>
+            </w:r>
+            <w:r>
+              <w:rPr>
+                <w:rFonts w:ascii="Latha" w:hAnsi="Latha" w:cs="Latha"/>
+                <w:szCs w:val="28"/>
+                <w:lang w:bidi="ta-IN"/>
+              </w:rPr>
+              <w:t>|</w:t>
+            </w:r>
+            <w:r>
+              <w:rPr>
+                <w:rFonts w:ascii="Latha" w:hAnsi="Latha" w:cs="Latha"/>
+                <w:szCs w:val="28"/>
+                <w:lang w:bidi="ta-IN"/>
+              </w:rPr>
+              <w:t xml:space="preserve"> </w:t>
+            </w:r>
+          </w:p>
+        </w:tc>
+        <w:tc>
+          <w:tcPr>
+            <w:tcW w:w="7300" w:type="dxa"/>
+          </w:tcPr>
+          <w:p>
+            <w:pPr>
+              <w:autoSpaceDE w:val="0"/>
+              <w:autoSpaceDN w:val="0"/>
+              <w:adjustRightInd w:val="0"/>
+              <w:rPr>
+                <w:rFonts w:ascii="Latha" w:hAnsi="Latha" w:cs="Latha"/>
+                <w:szCs w:val="28"/>
+                <w:lang w:bidi="ta-IN"/>
+              </w:rPr>
+            </w:pPr>
+            <w:r>
+              <w:rPr>
+                <w:rFonts w:cs="Latha"/>
+                <w:b/>
+                <w:bCs/>
+                <w:szCs w:val="28"/>
+                <w:cs/>
+                <w:lang w:bidi="ta-IN"/>
+              </w:rPr>
+              <w:t>22)</w:t>
+            </w:r>
+            <w:r>
+              <w:rPr>
+                <w:rFonts w:ascii="Latha" w:hAnsi="Latha" w:cs="Latha"/>
+                <w:szCs w:val="28"/>
+                <w:lang w:bidi="ta-IN"/>
+              </w:rPr>
+              <w:tab/>
+            </w:r>
+            <w:r>
+              <w:rPr>
+                <w:rFonts w:cs="Latha"/>
+                <w:b/>
+                <w:bCs/>
+                <w:szCs w:val="28"/>
+                <w:cs/>
+                <w:lang w:bidi="ta-IN"/>
+              </w:rPr>
+              <w:t>1</w:t>
+            </w:r>
+            <w:r>
+              <w:rPr>
+                <w:rFonts w:cs="Latha"/>
+                <w:b/>
+                <w:bCs/>
+                <w:szCs w:val="28"/>
+                <w:lang w:bidi="ta-IN"/>
+              </w:rPr>
+              <w:t>.</w:t>
+            </w:r>
+            <w:r>
+              <w:rPr>
+                <w:rFonts w:cs="Latha"/>
+                <w:b/>
+                <w:bCs/>
+                <w:szCs w:val="28"/>
+                <w:cs/>
+                <w:lang w:bidi="ta-IN"/>
+              </w:rPr>
+              <w:t>8</w:t>
+            </w:r>
+            <w:r>
+              <w:rPr>
+                <w:rFonts w:cs="Latha"/>
+                <w:b/>
+                <w:bCs/>
+                <w:szCs w:val="28"/>
+                <w:lang w:bidi="ta-IN"/>
+              </w:rPr>
+              <w:t>.3</w:t>
+            </w:r>
+            <w:r>
+              <w:rPr>
+                <w:rFonts w:cs="Latha"/>
+                <w:b/>
+                <w:bCs/>
+                <w:szCs w:val="28"/>
+                <w:lang w:bidi="ta-IN"/>
+              </w:rPr>
+              <w:t>.</w:t>
+            </w:r>
+            <w:r>
+              <w:rPr>
+                <w:rFonts w:cs="Latha"/>
+                <w:b/>
+                <w:bCs/>
+                <w:szCs w:val="28"/>
+                <w:cs/>
+                <w:lang w:bidi="ta-IN"/>
+              </w:rPr>
+              <w:t>1</w:t>
+            </w:r>
+            <w:r>
+              <w:rPr>
+                <w:rFonts w:cs="Latha"/>
+                <w:b/>
+                <w:bCs/>
+                <w:szCs w:val="28"/>
+                <w:lang w:bidi="ta-IN"/>
+              </w:rPr>
+              <w:t>(</w:t>
+            </w:r>
+            <w:r>
+              <w:rPr>
+                <w:rFonts w:cs="Latha"/>
+                <w:b/>
+                <w:bCs/>
+                <w:szCs w:val="28"/>
+                <w:cs/>
+                <w:lang w:bidi="ta-IN"/>
+              </w:rPr>
+              <w:t>16</w:t>
+            </w:r>
+            <w:r>
+              <w:rPr>
+                <w:rFonts w:cs="Latha"/>
+                <w:b/>
+                <w:bCs/>
+                <w:szCs w:val="28"/>
+                <w:lang w:bidi="ta-IN"/>
+              </w:rPr>
+              <w:t>)</w:t>
+            </w:r>
+            <w:r>
+              <w:rPr>
+                <w:rFonts w:ascii="Latha" w:hAnsi="Latha" w:cs="Latha"/>
+                <w:szCs w:val="28"/>
+                <w:lang w:bidi="ta-IN"/>
+              </w:rPr>
+              <w:t xml:space="preserve">-  </w:t>
+            </w:r>
+            <w:r>
+              <w:rPr>
+                <w:rFonts w:ascii="Latha" w:hAnsi="Latha" w:cs="Latha"/>
+                <w:szCs w:val="28"/>
+                <w:cs/>
+                <w:lang w:bidi="ta-IN"/>
+              </w:rPr>
+              <w:t xml:space="preserve">ஸு </w:t>
+            </w:r>
+            <w:r>
+              <w:rPr>
+                <w:rFonts w:ascii="Latha" w:hAnsi="Latha" w:cs="Latha"/>
+                <w:szCs w:val="28"/>
+                <w:lang w:bidi="ta-IN"/>
+              </w:rPr>
+              <w:t xml:space="preserve">| </w:t>
+            </w:r>
+            <w:r>
+              <w:rPr>
+                <w:rFonts w:ascii="Latha" w:hAnsi="Latha" w:cs="Latha"/>
+                <w:szCs w:val="28"/>
+                <w:cs/>
+                <w:lang w:bidi="ta-IN"/>
+              </w:rPr>
+              <w:t>ந</w:t>
+            </w:r>
+            <w:r>
+              <w:rPr>
+                <w:rFonts w:ascii="BRH Tamil Tab Extra" w:hAnsi="BRH Tamil Tab Extra" w:cs="Latha"/>
+                <w:b/>
+                <w:bCs/>
+                <w:sz w:val="32"/>
+                <w:szCs w:val="32"/>
+                <w:lang w:bidi="ta-IN"/>
+              </w:rPr>
+              <w:t>…</w:t>
+            </w:r>
+            <w:r>
+              <w:rPr>
+                <w:rFonts w:ascii="Latha" w:hAnsi="Latha" w:cs="Latha"/>
+                <w:b/>
+                <w:bCs/>
+                <w:szCs w:val="28"/>
+                <w:cs/>
+                <w:lang w:bidi="ta-IN"/>
+              </w:rPr>
+              <w:t>:</w:t>
+            </w:r>
+            <w:r>
+              <w:rPr>
+                <w:rFonts w:ascii="Latha" w:hAnsi="Latha" w:cs="Latha"/>
+                <w:szCs w:val="28"/>
+                <w:cs/>
+                <w:lang w:bidi="ta-IN"/>
+              </w:rPr>
+              <w:t xml:space="preserve"> </w:t>
+            </w:r>
+            <w:r>
+              <w:rPr>
+                <w:rFonts w:ascii="Latha" w:hAnsi="Latha" w:cs="Latha"/>
+                <w:szCs w:val="28"/>
+                <w:lang w:bidi="ta-IN"/>
+              </w:rPr>
+              <w:t xml:space="preserve">| </w:t>
+            </w:r>
+            <w:r>
+              <w:rPr>
+                <w:rFonts w:cs="Latha"/>
+                <w:b/>
+                <w:bCs/>
+                <w:szCs w:val="28"/>
+                <w:lang w:bidi="ta-IN"/>
+              </w:rPr>
+              <w:t>(</w:t>
+            </w:r>
+            <w:r>
+              <w:rPr>
+                <w:rFonts w:ascii="Latha" w:hAnsi="Latha" w:cs="Latha"/>
+                <w:b/>
+                <w:bCs/>
+                <w:szCs w:val="28"/>
+                <w:lang w:bidi="ta-IN"/>
+              </w:rPr>
+              <w:t>GS-</w:t>
+            </w:r>
+            <w:r>
+              <w:rPr>
+                <w:rFonts w:cs="Latha"/>
+                <w:b/>
+                <w:bCs/>
+                <w:szCs w:val="28"/>
+                <w:cs/>
+                <w:lang w:bidi="ta-IN"/>
+              </w:rPr>
+              <w:t>1</w:t>
+            </w:r>
+            <w:r>
+              <w:rPr>
+                <w:rFonts w:cs="Latha"/>
+                <w:b/>
+                <w:bCs/>
+                <w:szCs w:val="28"/>
+                <w:lang w:bidi="ta-IN"/>
+              </w:rPr>
+              <w:t>.</w:t>
+            </w:r>
+            <w:r>
+              <w:rPr>
+                <w:rFonts w:cs="Latha"/>
+                <w:b/>
+                <w:bCs/>
+                <w:szCs w:val="28"/>
+                <w:cs/>
+                <w:lang w:bidi="ta-IN"/>
+              </w:rPr>
+              <w:t>8</w:t>
+            </w:r>
+            <w:r>
+              <w:rPr>
+                <w:rFonts w:ascii="Latha" w:hAnsi="Latha" w:cs="Latha"/>
+                <w:szCs w:val="28"/>
+                <w:lang w:bidi="ta-IN"/>
+              </w:rPr>
+              <w:t>-</w:t>
+            </w:r>
+            <w:r>
+              <w:rPr>
+                <w:rFonts w:cs="Latha"/>
+                <w:b/>
+                <w:bCs/>
+                <w:szCs w:val="28"/>
+                <w:cs/>
+                <w:lang w:bidi="ta-IN"/>
+              </w:rPr>
+              <w:t>2)</w:t>
+            </w:r>
+          </w:p>
+          <w:p>
+            <w:pPr>
+              <w:autoSpaceDE w:val="0"/>
+              <w:autoSpaceDN w:val="0"/>
+              <w:adjustRightInd w:val="0"/>
+              <w:rPr>
+                <w:rFonts w:cs="BRH Devanagari Extra"/>
+                <w:color w:val="000000"/>
+                <w:szCs w:val="40"/>
+              </w:rPr>
+            </w:pPr>
+            <w:r>
+              <w:rPr>
+                <w:rFonts w:ascii="Latha" w:hAnsi="Latha" w:cs="Latha"/>
+                <w:szCs w:val="28"/>
+                <w:highlight w:val="green"/>
+                <w:cs/>
+                <w:lang w:bidi="ta-IN"/>
+              </w:rPr>
+              <w:t>ஸூ</w:t>
+            </w:r>
+            <w:r>
+              <w:rPr>
+                <w:rFonts w:ascii="Latha" w:hAnsi="Latha" w:cs="Latha"/>
+                <w:szCs w:val="28"/>
+                <w:cs/>
+                <w:lang w:bidi="ta-IN"/>
+              </w:rPr>
+              <w:t xml:space="preserve"> </w:t>
+            </w:r>
+            <w:r>
+              <w:rPr>
+                <w:rFonts w:ascii="Latha" w:hAnsi="Latha" w:cs="Latha" w:hint="cs"/>
+                <w:szCs w:val="28"/>
+                <w:cs/>
+                <w:lang w:bidi="ta-IN"/>
+              </w:rPr>
+              <w:t>நோ</w:t>
+            </w:r>
+            <w:r>
+              <w:rPr>
+                <w:rFonts w:ascii="BRH Tamil Tab Extra" w:hAnsi="BRH Tamil Tab Extra" w:cs="Latha"/>
+                <w:b/>
+                <w:bCs/>
+                <w:sz w:val="32"/>
+                <w:szCs w:val="32"/>
+                <w:lang w:bidi="ta-IN"/>
+              </w:rPr>
+              <w:t>†</w:t>
+            </w:r>
+            <w:r>
+              <w:rPr>
+                <w:rFonts w:ascii="Latha" w:hAnsi="Latha" w:cs="Latha"/>
+                <w:szCs w:val="28"/>
+                <w:lang w:bidi="ta-IN"/>
+              </w:rPr>
+              <w:t xml:space="preserve"> </w:t>
+            </w:r>
+            <w:r>
+              <w:rPr>
+                <w:rFonts w:ascii="Latha" w:hAnsi="Latha" w:cs="Latha"/>
+                <w:szCs w:val="28"/>
+                <w:cs/>
+                <w:lang w:bidi="ta-IN"/>
+              </w:rPr>
+              <w:t>ந</w:t>
+            </w:r>
+            <w:r>
+              <w:rPr>
+                <w:rFonts w:ascii="BRH Tamil Tab Extra" w:hAnsi="BRH Tamil Tab Extra" w:cs="Latha"/>
+                <w:b/>
+                <w:bCs/>
+                <w:sz w:val="32"/>
+                <w:szCs w:val="32"/>
+                <w:lang w:bidi="ta-IN"/>
+              </w:rPr>
+              <w:t>…</w:t>
+            </w:r>
+            <w:r>
+              <w:rPr>
+                <w:rFonts w:ascii="Latha" w:hAnsi="Latha" w:cs="Latha"/>
+                <w:b/>
+                <w:bCs/>
+                <w:szCs w:val="28"/>
+                <w:cs/>
+                <w:lang w:bidi="ta-IN"/>
+              </w:rPr>
+              <w:t>:</w:t>
+            </w:r>
+            <w:r>
+              <w:rPr>
+                <w:rFonts w:ascii="Latha" w:hAnsi="Latha" w:cs="Latha"/>
+                <w:szCs w:val="28"/>
+                <w:cs/>
+                <w:lang w:bidi="ta-IN"/>
+              </w:rPr>
+              <w:t xml:space="preserve"> ஸு </w:t>
+            </w:r>
+            <w:r>
+              <w:rPr>
+                <w:rFonts w:ascii="Latha" w:hAnsi="Latha" w:cs="Latha"/>
+                <w:szCs w:val="28"/>
+                <w:highlight w:val="green"/>
+                <w:cs/>
+                <w:lang w:bidi="ta-IN"/>
+              </w:rPr>
+              <w:t>ஸூ</w:t>
+            </w:r>
+            <w:r>
+              <w:rPr>
+                <w:rFonts w:ascii="Latha" w:hAnsi="Latha" w:cs="Latha"/>
+                <w:szCs w:val="28"/>
+                <w:cs/>
+                <w:lang w:bidi="ta-IN"/>
+              </w:rPr>
+              <w:t xml:space="preserve"> </w:t>
+            </w:r>
+            <w:r>
+              <w:rPr>
+                <w:rFonts w:ascii="Latha" w:hAnsi="Latha" w:cs="Latha" w:hint="cs"/>
+                <w:szCs w:val="28"/>
+                <w:cs/>
+                <w:lang w:bidi="ta-IN"/>
+              </w:rPr>
+              <w:t>ந</w:t>
+            </w:r>
+            <w:r>
+              <w:rPr>
+                <w:rFonts w:ascii="BRH Tamil Tab Extra" w:hAnsi="BRH Tamil Tab Extra" w:cs="Latha"/>
+                <w:b/>
+                <w:bCs/>
+                <w:sz w:val="32"/>
+                <w:szCs w:val="32"/>
+                <w:lang w:bidi="ta-IN"/>
+              </w:rPr>
+              <w:t>†</w:t>
+            </w:r>
+            <w:r>
+              <w:rPr>
+                <w:rFonts w:ascii="Latha" w:hAnsi="Latha" w:cs="Latha"/>
+                <w:b/>
+                <w:bCs/>
+                <w:szCs w:val="28"/>
+                <w:cs/>
+                <w:lang w:bidi="ta-IN"/>
+              </w:rPr>
+              <w:t>:</w:t>
+            </w:r>
+            <w:r>
+              <w:rPr>
+                <w:rFonts w:ascii="Latha" w:hAnsi="Latha" w:cs="Latha"/>
+                <w:szCs w:val="28"/>
+                <w:cs/>
+                <w:lang w:bidi="ta-IN"/>
+              </w:rPr>
+              <w:t xml:space="preserve"> </w:t>
+            </w:r>
+            <w:r>
+              <w:rPr>
+                <w:rFonts w:ascii="Latha" w:hAnsi="Latha" w:cs="Latha"/>
+                <w:szCs w:val="28"/>
+                <w:lang w:bidi="ta-IN"/>
+              </w:rPr>
+              <w:t>|</w:t>
+            </w:r>
+            <w:r>
+              <w:rPr>
+                <w:rFonts w:ascii="Latha" w:hAnsi="Latha" w:cs="Latha"/>
+                <w:szCs w:val="28"/>
+                <w:lang w:bidi="ta-IN"/>
+              </w:rPr>
+              <w:t xml:space="preserve"> </w:t>
+            </w:r>
+          </w:p>
+        </w:tc>
+      </w:tr>
+      <w:tr>
+        <w:trPr>
+          <w:trHeight w:val="1338"/>
+        </w:trPr>
+        <w:tc>
+          <w:tcPr>
+            <w:tcW w:w="7379" w:type="dxa"/>
+          </w:tcPr>
+          <w:p>
+            <w:pPr>
+              <w:autoSpaceDE w:val="0"/>
+              <w:autoSpaceDN w:val="0"/>
+              <w:adjustRightInd w:val="0"/>
+              <w:rPr>
+                <w:rFonts w:cs="Latha"/>
+                <w:szCs w:val="28"/>
+                <w:cs/>
+                <w:lang w:bidi="ta-IN"/>
+              </w:rPr>
+            </w:pPr>
+          </w:p>
+        </w:tc>
+        <w:tc>
+          <w:tcPr>
+            <w:tcW w:w="7300" w:type="dxa"/>
+          </w:tcPr>
+          <w:p>
+            <w:pPr>
+              <w:autoSpaceDE w:val="0"/>
+              <w:autoSpaceDN w:val="0"/>
+              <w:adjustRightInd w:val="0"/>
+              <w:rPr>
+                <w:rFonts w:cs="Latha"/>
+                <w:b/>
+                <w:bCs/>
+                <w:szCs w:val="28"/>
+                <w:cs/>
+                <w:lang w:bidi="ta-IN"/>
               </w:rPr>
             </w:pPr>
           </w:p>
@@ -1679,6 +2595,7 @@
           <w:szCs w:val="32"/>
           <w:u w:val="single"/>
         </w:rPr>
+        <w:lastRenderedPageBreak/>
         <w:t xml:space="preserve">TS </w:t>
       </w:r>
       <w:r>
@@ -2192,7 +3109,6 @@
                 <w:cs/>
                 <w:lang w:bidi="ta-IN"/>
               </w:rPr>
-              <w:lastRenderedPageBreak/>
               <w:t>தன்</w:t>
             </w:r>
             <w:r>
@@ -3100,7 +4016,6 @@
                 <w:cs/>
                 <w:lang w:bidi="ta-IN"/>
               </w:rPr>
-              <w:lastRenderedPageBreak/>
               <w:t>15</w:t>
             </w:r>
             <w:r>
@@ -3351,7 +4266,6 @@
                 <w:cs/>
                 <w:lang w:bidi="ta-IN"/>
               </w:rPr>
-              <w:lastRenderedPageBreak/>
               <w:t>தன்</w:t>
             </w:r>
             <w:r>
@@ -4273,7 +5187,6 @@
                 <w:cs/>
                 <w:lang w:bidi="ta-IN"/>
               </w:rPr>
-              <w:lastRenderedPageBreak/>
               <w:t>12)1</w:t>
             </w:r>
             <w:r>
@@ -5416,6 +6329,7 @@
                 <w:cs/>
                 <w:lang w:bidi="ta-IN"/>
               </w:rPr>
+              <w:lastRenderedPageBreak/>
               <w:t>22)</w:t>
             </w:r>
             <w:r>
@@ -6282,7 +7196,6 @@
                 <w:cs/>
                 <w:lang w:bidi="ta-IN"/>
               </w:rPr>
-              <w:lastRenderedPageBreak/>
               <w:t>30</w:t>
             </w:r>
             <w:r>
@@ -9981,6 +10894,7 @@
                 <w:cs/>
                 <w:lang w:bidi="ta-IN"/>
               </w:rPr>
+              <w:lastRenderedPageBreak/>
               <w:t>12)1</w:t>
             </w:r>
             <w:r>
@@ -10452,17 +11366,7 @@
                 <w:cs/>
                 <w:lang w:bidi="ta-IN"/>
               </w:rPr>
-              <w:t xml:space="preserve">வம் </w:t>
-            </w:r>
-            <w:r>
-              <w:rPr>
-                <w:rFonts w:ascii="Latha" w:hAnsi="Latha" w:cs="Latha"/>
-                <w:szCs w:val="28"/>
-                <w:cs/>
-                <w:lang w:bidi="ta-IN"/>
-              </w:rPr>
-              <w:lastRenderedPageBreak/>
-              <w:t>தே</w:t>
+              <w:t>வம் தே</w:t>
             </w:r>
             <w:r>
               <w:rPr>
@@ -10578,7 +11482,6 @@
                 <w:cs/>
                 <w:lang w:bidi="ta-IN"/>
               </w:rPr>
-              <w:lastRenderedPageBreak/>
               <w:t>12)1</w:t>
             </w:r>
             <w:r>
@@ -13017,6 +13920,7 @@
                 <w:cs/>
                 <w:lang w:bidi="ta-IN"/>
               </w:rPr>
+              <w:lastRenderedPageBreak/>
               <w:t>23)</w:t>
             </w:r>
             <w:r>
@@ -13359,7 +14263,6 @@
                 <w:cs/>
                 <w:lang w:bidi="ta-IN"/>
               </w:rPr>
-              <w:lastRenderedPageBreak/>
               <w:t>நை</w:t>
             </w:r>
             <w:r>
@@ -14492,6 +15395,7 @@
                 <w:cs/>
                 <w:lang w:bidi="ta-IN"/>
               </w:rPr>
+              <w:lastRenderedPageBreak/>
               <w:t>23)</w:t>
             </w:r>
             <w:r>
@@ -18190,6 +19094,7 @@
                 <w:cs/>
                 <w:lang w:bidi="ta-IN"/>
               </w:rPr>
+              <w:lastRenderedPageBreak/>
               <w:t>28</w:t>
             </w:r>
             <w:r>
@@ -18816,7 +19721,6 @@
                 <w:cs/>
                 <w:lang w:bidi="ta-IN"/>
               </w:rPr>
-              <w:lastRenderedPageBreak/>
               <w:t>35</w:t>
             </w:r>
             <w:r>
@@ -21679,6 +22583,7 @@
                 <w:cs/>
                 <w:lang w:bidi="ta-IN"/>
               </w:rPr>
+              <w:lastRenderedPageBreak/>
               <w:t>42</w:t>
             </w:r>
             <w:r>
@@ -21991,7 +22896,6 @@
                 <w:cs/>
                 <w:lang w:bidi="ta-IN"/>
               </w:rPr>
-              <w:lastRenderedPageBreak/>
               <w:t>அ</w:t>
             </w:r>
             <w:r>
@@ -23541,6 +24445,7 @@
                 <w:cs/>
                 <w:lang w:bidi="ta-IN"/>
               </w:rPr>
+              <w:lastRenderedPageBreak/>
               <w:t>42</w:t>
             </w:r>
             <w:r>
@@ -23854,7 +24759,6 @@
                 <w:cs/>
                 <w:lang w:bidi="ta-IN"/>
               </w:rPr>
-              <w:lastRenderedPageBreak/>
               <w:t>அ</w:t>
             </w:r>
             <w:r>

--- a/TS Jatai Ghanam Project/TS 1.8/TS 1.8 Jatai Tamil Corrections.docx
+++ b/TS Jatai Ghanam Project/TS 1.8/TS 1.8 Jatai Tamil Corrections.docx
@@ -168,7 +168,7 @@
       </w:tr>
       <w:tr>
         <w:trPr>
-          <w:trHeight w:val="1338"/>
+          <w:trHeight w:val="1751"/>
         </w:trPr>
         <w:tc>
           <w:tcPr>
@@ -194,15 +194,106 @@
                 <w:cs/>
                 <w:lang w:bidi="ta-IN"/>
               </w:rPr>
-              <w:t>32</w:t>
-            </w:r>
-            <w:r>
-              <w:rPr>
-                <w:rFonts w:cs="Latha"/>
-                <w:b/>
-                <w:bCs/>
-                <w:szCs w:val="28"/>
-                <w:cs/>
+              <w:t>22)</w:t>
+            </w:r>
+            <w:r>
+              <w:rPr>
+                <w:rFonts w:ascii="Latha" w:hAnsi="Latha" w:cs="Latha"/>
+                <w:szCs w:val="28"/>
+                <w:lang w:bidi="ta-IN"/>
+              </w:rPr>
+              <w:tab/>
+            </w:r>
+            <w:r>
+              <w:rPr>
+                <w:rFonts w:cs="Latha"/>
+                <w:b/>
+                <w:bCs/>
+                <w:szCs w:val="28"/>
+                <w:cs/>
+                <w:lang w:bidi="ta-IN"/>
+              </w:rPr>
+              <w:t>1</w:t>
+            </w:r>
+            <w:r>
+              <w:rPr>
+                <w:rFonts w:cs="Latha"/>
+                <w:b/>
+                <w:bCs/>
+                <w:szCs w:val="28"/>
+                <w:lang w:bidi="ta-IN"/>
+              </w:rPr>
+              <w:t>.</w:t>
+            </w:r>
+            <w:r>
+              <w:rPr>
+                <w:rFonts w:cs="Latha"/>
+                <w:b/>
+                <w:bCs/>
+                <w:szCs w:val="28"/>
+                <w:cs/>
+                <w:lang w:bidi="ta-IN"/>
+              </w:rPr>
+              <w:t>8</w:t>
+            </w:r>
+            <w:r>
+              <w:rPr>
+                <w:rFonts w:cs="Latha"/>
+                <w:b/>
+                <w:bCs/>
+                <w:szCs w:val="28"/>
+                <w:lang w:bidi="ta-IN"/>
+              </w:rPr>
+              <w:t>.3</w:t>
+            </w:r>
+            <w:r>
+              <w:rPr>
+                <w:rFonts w:cs="Latha"/>
+                <w:b/>
+                <w:bCs/>
+                <w:szCs w:val="28"/>
+                <w:lang w:bidi="ta-IN"/>
+              </w:rPr>
+              <w:t>.</w:t>
+            </w:r>
+            <w:r>
+              <w:rPr>
+                <w:rFonts w:cs="Latha"/>
+                <w:b/>
+                <w:bCs/>
+                <w:szCs w:val="28"/>
+                <w:cs/>
+                <w:lang w:bidi="ta-IN"/>
+              </w:rPr>
+              <w:t>1</w:t>
+            </w:r>
+            <w:r>
+              <w:rPr>
+                <w:rFonts w:cs="Latha"/>
+                <w:b/>
+                <w:bCs/>
+                <w:szCs w:val="28"/>
+                <w:lang w:bidi="ta-IN"/>
+              </w:rPr>
+              <w:t>(</w:t>
+            </w:r>
+            <w:r>
+              <w:rPr>
+                <w:rFonts w:cs="Latha"/>
+                <w:b/>
+                <w:bCs/>
+                <w:szCs w:val="28"/>
+                <w:cs/>
+                <w:lang w:bidi="ta-IN"/>
+              </w:rPr>
+              <w:t>16</w:t>
+            </w:r>
+            <w:r>
+              <w:rPr>
+                <w:rFonts w:cs="Latha"/>
+                <w:b/>
+                <w:bCs/>
+                <w:szCs w:val="28"/>
                 <w:lang w:bidi="ta-IN"/>
               </w:rPr>
               <w:t>)</w:t>
@@ -213,7 +304,92 @@
                 <w:szCs w:val="28"/>
                 <w:lang w:bidi="ta-IN"/>
               </w:rPr>
-              <w:tab/>
+              <w:t xml:space="preserve">-  </w:t>
+            </w:r>
+            <w:r>
+              <w:rPr>
+                <w:rFonts w:ascii="Latha" w:hAnsi="Latha" w:cs="Latha"/>
+                <w:szCs w:val="28"/>
+                <w:cs/>
+                <w:lang w:bidi="ta-IN"/>
+              </w:rPr>
+              <w:t xml:space="preserve">ஸு </w:t>
+            </w:r>
+            <w:r>
+              <w:rPr>
+                <w:rFonts w:ascii="Latha" w:hAnsi="Latha" w:cs="Latha"/>
+                <w:szCs w:val="28"/>
+                <w:lang w:bidi="ta-IN"/>
+              </w:rPr>
+              <w:t xml:space="preserve">| </w:t>
+            </w:r>
+            <w:r>
+              <w:rPr>
+                <w:rFonts w:ascii="Latha" w:hAnsi="Latha" w:cs="Latha"/>
+                <w:szCs w:val="28"/>
+                <w:cs/>
+                <w:lang w:bidi="ta-IN"/>
+              </w:rPr>
+              <w:t>ந</w:t>
+            </w:r>
+            <w:r>
+              <w:rPr>
+                <w:rFonts w:ascii="BRH Tamil Tab Extra" w:hAnsi="BRH Tamil Tab Extra" w:cs="Latha"/>
+                <w:b/>
+                <w:bCs/>
+                <w:sz w:val="32"/>
+                <w:szCs w:val="32"/>
+                <w:lang w:bidi="ta-IN"/>
+              </w:rPr>
+              <w:t>…</w:t>
+            </w:r>
+            <w:r>
+              <w:rPr>
+                <w:rFonts w:ascii="Latha" w:hAnsi="Latha" w:cs="Latha"/>
+                <w:b/>
+                <w:bCs/>
+                <w:szCs w:val="28"/>
+                <w:cs/>
+                <w:lang w:bidi="ta-IN"/>
+              </w:rPr>
+              <w:t>:</w:t>
+            </w:r>
+            <w:r>
+              <w:rPr>
+                <w:rFonts w:ascii="Latha" w:hAnsi="Latha" w:cs="Latha"/>
+                <w:szCs w:val="28"/>
+                <w:cs/>
+                <w:lang w:bidi="ta-IN"/>
+              </w:rPr>
+              <w:t xml:space="preserve"> </w:t>
+            </w:r>
+            <w:r>
+              <w:rPr>
+                <w:rFonts w:ascii="Latha" w:hAnsi="Latha" w:cs="Latha"/>
+                <w:szCs w:val="28"/>
+                <w:lang w:bidi="ta-IN"/>
+              </w:rPr>
+              <w:t xml:space="preserve">| </w:t>
+            </w:r>
+            <w:r>
+              <w:rPr>
+                <w:rFonts w:cs="Latha"/>
+                <w:b/>
+                <w:bCs/>
+                <w:szCs w:val="28"/>
+                <w:lang w:bidi="ta-IN"/>
+              </w:rPr>
+              <w:t>(</w:t>
+            </w:r>
+            <w:r>
+              <w:rPr>
+                <w:rFonts w:ascii="Latha" w:hAnsi="Latha" w:cs="Latha"/>
+                <w:b/>
+                <w:bCs/>
+                <w:szCs w:val="28"/>
+                <w:lang w:bidi="ta-IN"/>
+              </w:rPr>
+              <w:t>GS-</w:t>
             </w:r>
             <w:r>
               <w:rPr>
@@ -249,138 +425,22 @@
             </w:r>
             <w:r>
               <w:rPr>
-                <w:rFonts w:cs="Latha"/>
-                <w:b/>
-                <w:bCs/>
-                <w:szCs w:val="28"/>
-                <w:lang w:bidi="ta-IN"/>
-              </w:rPr>
-              <w:t>.22</w:t>
-            </w:r>
-            <w:r>
-              <w:rPr>
-                <w:rFonts w:cs="Latha"/>
-                <w:b/>
-                <w:bCs/>
-                <w:szCs w:val="28"/>
-                <w:lang w:bidi="ta-IN"/>
-              </w:rPr>
-              <w:t>.</w:t>
-            </w:r>
-            <w:r>
-              <w:rPr>
-                <w:rFonts w:cs="Latha"/>
-                <w:b/>
-                <w:bCs/>
-                <w:szCs w:val="28"/>
-                <w:cs/>
-                <w:lang w:bidi="ta-IN"/>
-              </w:rPr>
-              <w:t>5</w:t>
-            </w:r>
-            <w:r>
-              <w:rPr>
-                <w:rFonts w:cs="Latha"/>
-                <w:b/>
-                <w:bCs/>
-                <w:szCs w:val="28"/>
-                <w:lang w:bidi="ta-IN"/>
-              </w:rPr>
-              <w:t>(</w:t>
-            </w:r>
-            <w:r>
-              <w:rPr>
-                <w:rFonts w:cs="Latha"/>
-                <w:b/>
-                <w:bCs/>
-                <w:szCs w:val="28"/>
-                <w:cs/>
-                <w:lang w:bidi="ta-IN"/>
-              </w:rPr>
-              <w:t>29</w:t>
-            </w:r>
-            <w:r>
-              <w:rPr>
-                <w:rFonts w:cs="Latha"/>
-                <w:b/>
-                <w:bCs/>
-                <w:szCs w:val="28"/>
-                <w:lang w:bidi="ta-IN"/>
-              </w:rPr>
-              <w:t>)</w:t>
-            </w:r>
-            <w:r>
-              <w:rPr>
-                <w:rFonts w:ascii="Latha" w:hAnsi="Latha" w:cs="Latha"/>
-                <w:szCs w:val="28"/>
-                <w:lang w:bidi="ta-IN"/>
-              </w:rPr>
-              <w:t xml:space="preserve">-  </w:t>
-            </w:r>
-            <w:r>
-              <w:rPr>
-                <w:rFonts w:ascii="Latha" w:hAnsi="Latha" w:cs="Latha"/>
-                <w:szCs w:val="28"/>
-                <w:cs/>
-                <w:lang w:bidi="ta-IN"/>
-              </w:rPr>
-              <w:t>அ</w:t>
-            </w:r>
-            <w:r>
-              <w:rPr>
-                <w:rFonts w:ascii="BRH Tamil Tab Extra" w:hAnsi="BRH Tamil Tab Extra" w:cs="Latha"/>
-                <w:b/>
-                <w:bCs/>
-                <w:sz w:val="32"/>
-                <w:szCs w:val="32"/>
-                <w:lang w:bidi="ta-IN"/>
-              </w:rPr>
-              <w:t>…</w:t>
-            </w:r>
-            <w:r>
-              <w:rPr>
-                <w:rFonts w:ascii="Latha" w:hAnsi="Latha" w:cs="Latha"/>
-                <w:szCs w:val="28"/>
-                <w:cs/>
-                <w:lang w:bidi="ta-IN"/>
-              </w:rPr>
-              <w:t xml:space="preserve">ஸ்மே </w:t>
-            </w:r>
-            <w:r>
-              <w:rPr>
-                <w:rFonts w:ascii="Latha" w:hAnsi="Latha" w:cs="Latha"/>
-                <w:szCs w:val="28"/>
-                <w:lang w:bidi="ta-IN"/>
-              </w:rPr>
-              <w:t xml:space="preserve">| </w:t>
-            </w:r>
-            <w:r>
-              <w:rPr>
-                <w:rFonts w:ascii="Latha" w:hAnsi="Latha" w:cs="Latha"/>
-                <w:szCs w:val="28"/>
-                <w:cs/>
-                <w:lang w:bidi="ta-IN"/>
-              </w:rPr>
-              <w:t>விஶ்வா</w:t>
-            </w:r>
-            <w:r>
-              <w:rPr>
-                <w:rFonts w:ascii="BRH Tamil Tab Extra" w:hAnsi="BRH Tamil Tab Extra" w:cs="Latha"/>
-                <w:b/>
-                <w:bCs/>
-                <w:sz w:val="32"/>
-                <w:szCs w:val="32"/>
-                <w:lang w:bidi="ta-IN"/>
-              </w:rPr>
-              <w:t>‡</w:t>
-            </w:r>
-            <w:r>
-              <w:rPr>
-                <w:rFonts w:ascii="Latha" w:hAnsi="Latha" w:cs="Latha"/>
-                <w:szCs w:val="28"/>
-                <w:lang w:bidi="ta-IN"/>
-              </w:rPr>
-              <w:t xml:space="preserve"> |</w:t>
+                <w:rFonts w:ascii="Latha" w:hAnsi="Latha" w:cs="Latha"/>
+                <w:szCs w:val="28"/>
+                <w:lang w:bidi="ta-IN"/>
+              </w:rPr>
+              <w:t>-</w:t>
+            </w:r>
+            <w:r>
+              <w:rPr>
+                <w:rFonts w:cs="Latha"/>
+                <w:b/>
+                <w:bCs/>
+                <w:szCs w:val="28"/>
+                <w:cs/>
+                <w:lang w:bidi="ta-IN"/>
+              </w:rPr>
+              <w:t>2)</w:t>
             </w:r>
           </w:p>
           <w:p>
@@ -389,7 +449,7 @@
               <w:autoSpaceDN w:val="0"/>
               <w:adjustRightInd w:val="0"/>
               <w:rPr>
-                <w:rFonts w:cs="BRH Malayalam Extra"/>
+                <w:rFonts w:cs="BRH Devanagari Extra"/>
                 <w:color w:val="000000"/>
                 <w:szCs w:val="40"/>
               </w:rPr>
@@ -398,58 +458,88 @@
               <w:rPr>
                 <w:rFonts w:ascii="Latha" w:hAnsi="Latha" w:cs="Latha"/>
                 <w:szCs w:val="28"/>
-                <w:cs/>
-                <w:lang w:bidi="ta-IN"/>
-              </w:rPr>
-              <w:t>அ</w:t>
-            </w:r>
-            <w:r>
-              <w:rPr>
-                <w:rFonts w:ascii="BRH Tamil Tab Extra" w:hAnsi="BRH Tamil Tab Extra" w:cs="Latha"/>
-                <w:b/>
-                <w:bCs/>
-                <w:sz w:val="32"/>
-                <w:szCs w:val="32"/>
-                <w:lang w:bidi="ta-IN"/>
-              </w:rPr>
-              <w:t>…</w:t>
-            </w:r>
-            <w:r>
-              <w:rPr>
-                <w:rFonts w:ascii="Latha" w:hAnsi="Latha" w:cs="Latha"/>
-                <w:szCs w:val="28"/>
-                <w:cs/>
-                <w:lang w:bidi="ta-IN"/>
-              </w:rPr>
-              <w:t>ஸ்மே விஶ்வா</w:t>
-            </w:r>
-            <w:r>
-              <w:rPr>
-                <w:rFonts w:ascii="BRH Tamil Tab Extra" w:hAnsi="BRH Tamil Tab Extra" w:cs="Latha"/>
-                <w:b/>
-                <w:bCs/>
-                <w:sz w:val="32"/>
-                <w:szCs w:val="32"/>
-                <w:lang w:bidi="ta-IN"/>
-              </w:rPr>
-              <w:t>…</w:t>
-            </w:r>
-            <w:r>
-              <w:rPr>
-                <w:rFonts w:ascii="Latha" w:hAnsi="Latha" w:cs="Latha"/>
-                <w:szCs w:val="28"/>
+                <w:highlight w:val="yellow"/>
+                <w:cs/>
+                <w:lang w:bidi="ta-IN"/>
+              </w:rPr>
+              <w:t>ஸு</w:t>
+            </w:r>
+            <w:r>
+              <w:rPr>
+                <w:rFonts w:ascii="Latha" w:hAnsi="Latha" w:cs="Latha"/>
+                <w:szCs w:val="28"/>
+                <w:cs/>
                 <w:lang w:bidi="ta-IN"/>
               </w:rPr>
               <w:t xml:space="preserve"> </w:t>
             </w:r>
             <w:r>
               <w:rPr>
-                <w:rFonts w:ascii="Latha" w:hAnsi="Latha" w:cs="Latha"/>
-                <w:szCs w:val="28"/>
-                <w:cs/>
-                <w:lang w:bidi="ta-IN"/>
-              </w:rPr>
-              <w:t>விஶ்</w:t>
+                <w:rFonts w:ascii="Latha" w:hAnsi="Latha" w:cs="Latha" w:hint="cs"/>
+                <w:szCs w:val="28"/>
+                <w:cs/>
+                <w:lang w:bidi="ta-IN"/>
+              </w:rPr>
+              <w:t>நோ</w:t>
+            </w:r>
+            <w:r>
+              <w:rPr>
+                <w:rFonts w:ascii="BRH Tamil Tab Extra" w:hAnsi="BRH Tamil Tab Extra" w:cs="Latha"/>
+                <w:b/>
+                <w:bCs/>
+                <w:sz w:val="32"/>
+                <w:szCs w:val="32"/>
+                <w:lang w:bidi="ta-IN"/>
+              </w:rPr>
+              <w:t>†</w:t>
+            </w:r>
+            <w:r>
+              <w:rPr>
+                <w:rFonts w:ascii="Latha" w:hAnsi="Latha" w:cs="Latha"/>
+                <w:szCs w:val="28"/>
+                <w:lang w:bidi="ta-IN"/>
+              </w:rPr>
+              <w:t xml:space="preserve"> </w:t>
+            </w:r>
+            <w:r>
+              <w:rPr>
+                <w:rFonts w:ascii="Latha" w:hAnsi="Latha" w:cs="Latha"/>
+                <w:szCs w:val="28"/>
+                <w:cs/>
+                <w:lang w:bidi="ta-IN"/>
+              </w:rPr>
+              <w:t>ந</w:t>
+            </w:r>
+            <w:r>
+              <w:rPr>
+                <w:rFonts w:ascii="BRH Tamil Tab Extra" w:hAnsi="BRH Tamil Tab Extra" w:cs="Latha"/>
+                <w:b/>
+                <w:bCs/>
+                <w:sz w:val="32"/>
+                <w:szCs w:val="32"/>
+                <w:lang w:bidi="ta-IN"/>
+              </w:rPr>
+              <w:t>…</w:t>
+            </w:r>
+            <w:r>
+              <w:rPr>
+                <w:rFonts w:ascii="Latha" w:hAnsi="Latha" w:cs="Latha"/>
+                <w:b/>
+                <w:bCs/>
+                <w:szCs w:val="28"/>
+                <w:cs/>
+                <w:lang w:bidi="ta-IN"/>
+              </w:rPr>
+              <w:t>:</w:t>
+            </w:r>
+            <w:r>
+              <w:rPr>
+                <w:rFonts w:ascii="Latha" w:hAnsi="Latha" w:cs="Latha"/>
+                <w:szCs w:val="28"/>
+                <w:cs/>
+                <w:lang w:bidi="ta-IN"/>
+              </w:rPr>
+              <w:t xml:space="preserve"> ஸு </w:t>
             </w:r>
             <w:r>
               <w:rPr>
@@ -459,7 +549,25 @@
                 <w:cs/>
                 <w:lang w:bidi="ta-IN"/>
               </w:rPr>
-              <w:t>வா</w:t>
+              <w:t>ஸு</w:t>
+            </w:r>
+            <w:r>
+              <w:rPr>
+                <w:rFonts w:ascii="Latha" w:hAnsi="Latha" w:cs="Latha"/>
+                <w:szCs w:val="28"/>
+                <w:cs/>
+                <w:lang w:bidi="ta-IN"/>
+              </w:rPr>
+              <w:t xml:space="preserve"> </w:t>
+            </w:r>
+            <w:r>
+              <w:rPr>
+                <w:rFonts w:ascii="Latha" w:hAnsi="Latha" w:cs="Latha" w:hint="cs"/>
+                <w:szCs w:val="28"/>
+                <w:cs/>
+                <w:lang w:bidi="ta-IN"/>
+              </w:rPr>
+              <w:t>ந</w:t>
             </w:r>
             <w:r>
               <w:rPr>
@@ -475,7 +583,19 @@
             <w:r>
               <w:rPr>
                 <w:rFonts w:ascii="Latha" w:hAnsi="Latha" w:cs="Latha"/>
-                <w:szCs w:val="28"/>
+                <w:b/>
+                <w:bCs/>
+                <w:szCs w:val="28"/>
+                <w:cs/>
+                <w:lang w:bidi="ta-IN"/>
+              </w:rPr>
+              <w:t>:</w:t>
+            </w:r>
+            <w:r>
+              <w:rPr>
+                <w:rFonts w:ascii="Latha" w:hAnsi="Latha" w:cs="Latha"/>
+                <w:szCs w:val="28"/>
+                <w:cs/>
                 <w:lang w:bidi="ta-IN"/>
               </w:rPr>
               <w:t xml:space="preserve"> </w:t>
@@ -484,70 +604,17 @@
               <w:rPr>
                 <w:rFonts w:ascii="Latha" w:hAnsi="Latha" w:cs="Latha"/>
                 <w:szCs w:val="28"/>
-                <w:highlight w:val="yellow"/>
-                <w:cs/>
-                <w:lang w:bidi="ta-IN"/>
-              </w:rPr>
-              <w:t>அ</w:t>
-            </w:r>
-            <w:r>
-              <w:rPr>
-                <w:rFonts w:ascii="BRH Tamil Tab Extra" w:hAnsi="BRH Tamil Tab Extra" w:cs="Latha"/>
-                <w:b/>
-                <w:bCs/>
-                <w:sz w:val="32"/>
-                <w:szCs w:val="32"/>
-                <w:lang w:bidi="ta-IN"/>
-              </w:rPr>
-              <w:t>…</w:t>
-            </w:r>
-            <w:r>
-              <w:rPr>
-                <w:rFonts w:ascii="Latha" w:hAnsi="Latha" w:cs="Latha"/>
-                <w:szCs w:val="28"/>
-                <w:cs/>
-                <w:lang w:bidi="ta-IN"/>
-              </w:rPr>
-              <w:t>ஸ்மே அ</w:t>
-            </w:r>
-            <w:r>
-              <w:rPr>
-                <w:rFonts w:ascii="BRH Tamil Tab Extra" w:hAnsi="BRH Tamil Tab Extra" w:cs="Latha"/>
-                <w:b/>
-                <w:bCs/>
-                <w:sz w:val="32"/>
-                <w:szCs w:val="32"/>
-                <w:lang w:bidi="ta-IN"/>
-              </w:rPr>
-              <w:t>…</w:t>
-            </w:r>
-            <w:r>
-              <w:rPr>
-                <w:rFonts w:ascii="Latha" w:hAnsi="Latha" w:cs="Latha"/>
-                <w:szCs w:val="28"/>
-                <w:cs/>
-                <w:lang w:bidi="ta-IN"/>
-              </w:rPr>
-              <w:t>ஸ்மே விஶ்வா</w:t>
-            </w:r>
-            <w:r>
-              <w:rPr>
-                <w:rFonts w:ascii="BRH Tamil Tab Extra" w:hAnsi="BRH Tamil Tab Extra" w:cs="Latha"/>
-                <w:b/>
-                <w:bCs/>
-                <w:sz w:val="32"/>
-                <w:szCs w:val="32"/>
-                <w:lang w:bidi="ta-IN"/>
-              </w:rPr>
-              <w:t>‡</w:t>
-            </w:r>
-            <w:r>
-              <w:rPr>
-                <w:rFonts w:ascii="Latha" w:hAnsi="Latha" w:cs="Latha"/>
-                <w:szCs w:val="28"/>
-                <w:lang w:bidi="ta-IN"/>
-              </w:rPr>
-              <w:t xml:space="preserve"> | </w:t>
+                <w:lang w:bidi="ta-IN"/>
+              </w:rPr>
+              <w:t>|</w:t>
+            </w:r>
+            <w:r>
+              <w:rPr>
+                <w:rFonts w:ascii="Latha" w:hAnsi="Latha" w:cs="Latha"/>
+                <w:szCs w:val="28"/>
+                <w:lang w:bidi="ta-IN"/>
+              </w:rPr>
+              <w:t xml:space="preserve"> </w:t>
             </w:r>
           </w:p>
         </w:tc>
@@ -575,15 +642,106 @@
                 <w:cs/>
                 <w:lang w:bidi="ta-IN"/>
               </w:rPr>
-              <w:t>32</w:t>
-            </w:r>
-            <w:r>
-              <w:rPr>
-                <w:rFonts w:cs="Latha"/>
-                <w:b/>
-                <w:bCs/>
-                <w:szCs w:val="28"/>
-                <w:cs/>
+              <w:t>22)</w:t>
+            </w:r>
+            <w:r>
+              <w:rPr>
+                <w:rFonts w:ascii="Latha" w:hAnsi="Latha" w:cs="Latha"/>
+                <w:szCs w:val="28"/>
+                <w:lang w:bidi="ta-IN"/>
+              </w:rPr>
+              <w:tab/>
+            </w:r>
+            <w:r>
+              <w:rPr>
+                <w:rFonts w:cs="Latha"/>
+                <w:b/>
+                <w:bCs/>
+                <w:szCs w:val="28"/>
+                <w:cs/>
+                <w:lang w:bidi="ta-IN"/>
+              </w:rPr>
+              <w:t>1</w:t>
+            </w:r>
+            <w:r>
+              <w:rPr>
+                <w:rFonts w:cs="Latha"/>
+                <w:b/>
+                <w:bCs/>
+                <w:szCs w:val="28"/>
+                <w:lang w:bidi="ta-IN"/>
+              </w:rPr>
+              <w:t>.</w:t>
+            </w:r>
+            <w:r>
+              <w:rPr>
+                <w:rFonts w:cs="Latha"/>
+                <w:b/>
+                <w:bCs/>
+                <w:szCs w:val="28"/>
+                <w:cs/>
+                <w:lang w:bidi="ta-IN"/>
+              </w:rPr>
+              <w:t>8</w:t>
+            </w:r>
+            <w:r>
+              <w:rPr>
+                <w:rFonts w:cs="Latha"/>
+                <w:b/>
+                <w:bCs/>
+                <w:szCs w:val="28"/>
+                <w:lang w:bidi="ta-IN"/>
+              </w:rPr>
+              <w:t>.3</w:t>
+            </w:r>
+            <w:r>
+              <w:rPr>
+                <w:rFonts w:cs="Latha"/>
+                <w:b/>
+                <w:bCs/>
+                <w:szCs w:val="28"/>
+                <w:lang w:bidi="ta-IN"/>
+              </w:rPr>
+              <w:t>.</w:t>
+            </w:r>
+            <w:r>
+              <w:rPr>
+                <w:rFonts w:cs="Latha"/>
+                <w:b/>
+                <w:bCs/>
+                <w:szCs w:val="28"/>
+                <w:cs/>
+                <w:lang w:bidi="ta-IN"/>
+              </w:rPr>
+              <w:t>1</w:t>
+            </w:r>
+            <w:r>
+              <w:rPr>
+                <w:rFonts w:cs="Latha"/>
+                <w:b/>
+                <w:bCs/>
+                <w:szCs w:val="28"/>
+                <w:lang w:bidi="ta-IN"/>
+              </w:rPr>
+              <w:t>(</w:t>
+            </w:r>
+            <w:r>
+              <w:rPr>
+                <w:rFonts w:cs="Latha"/>
+                <w:b/>
+                <w:bCs/>
+                <w:szCs w:val="28"/>
+                <w:cs/>
+                <w:lang w:bidi="ta-IN"/>
+              </w:rPr>
+              <w:t>16</w:t>
+            </w:r>
+            <w:r>
+              <w:rPr>
+                <w:rFonts w:cs="Latha"/>
+                <w:b/>
+                <w:bCs/>
+                <w:szCs w:val="28"/>
                 <w:lang w:bidi="ta-IN"/>
               </w:rPr>
               <w:t>)</w:t>
@@ -594,7 +752,92 @@
                 <w:szCs w:val="28"/>
                 <w:lang w:bidi="ta-IN"/>
               </w:rPr>
-              <w:tab/>
+              <w:t xml:space="preserve">-  </w:t>
+            </w:r>
+            <w:r>
+              <w:rPr>
+                <w:rFonts w:ascii="Latha" w:hAnsi="Latha" w:cs="Latha"/>
+                <w:szCs w:val="28"/>
+                <w:cs/>
+                <w:lang w:bidi="ta-IN"/>
+              </w:rPr>
+              <w:t xml:space="preserve">ஸு </w:t>
+            </w:r>
+            <w:r>
+              <w:rPr>
+                <w:rFonts w:ascii="Latha" w:hAnsi="Latha" w:cs="Latha"/>
+                <w:szCs w:val="28"/>
+                <w:lang w:bidi="ta-IN"/>
+              </w:rPr>
+              <w:t xml:space="preserve">| </w:t>
+            </w:r>
+            <w:r>
+              <w:rPr>
+                <w:rFonts w:ascii="Latha" w:hAnsi="Latha" w:cs="Latha"/>
+                <w:szCs w:val="28"/>
+                <w:cs/>
+                <w:lang w:bidi="ta-IN"/>
+              </w:rPr>
+              <w:t>ந</w:t>
+            </w:r>
+            <w:r>
+              <w:rPr>
+                <w:rFonts w:ascii="BRH Tamil Tab Extra" w:hAnsi="BRH Tamil Tab Extra" w:cs="Latha"/>
+                <w:b/>
+                <w:bCs/>
+                <w:sz w:val="32"/>
+                <w:szCs w:val="32"/>
+                <w:lang w:bidi="ta-IN"/>
+              </w:rPr>
+              <w:t>…</w:t>
+            </w:r>
+            <w:r>
+              <w:rPr>
+                <w:rFonts w:ascii="Latha" w:hAnsi="Latha" w:cs="Latha"/>
+                <w:b/>
+                <w:bCs/>
+                <w:szCs w:val="28"/>
+                <w:cs/>
+                <w:lang w:bidi="ta-IN"/>
+              </w:rPr>
+              <w:t>:</w:t>
+            </w:r>
+            <w:r>
+              <w:rPr>
+                <w:rFonts w:ascii="Latha" w:hAnsi="Latha" w:cs="Latha"/>
+                <w:szCs w:val="28"/>
+                <w:cs/>
+                <w:lang w:bidi="ta-IN"/>
+              </w:rPr>
+              <w:t xml:space="preserve"> </w:t>
+            </w:r>
+            <w:r>
+              <w:rPr>
+                <w:rFonts w:ascii="Latha" w:hAnsi="Latha" w:cs="Latha"/>
+                <w:szCs w:val="28"/>
+                <w:lang w:bidi="ta-IN"/>
+              </w:rPr>
+              <w:t xml:space="preserve">| </w:t>
+            </w:r>
+            <w:r>
+              <w:rPr>
+                <w:rFonts w:cs="Latha"/>
+                <w:b/>
+                <w:bCs/>
+                <w:szCs w:val="28"/>
+                <w:lang w:bidi="ta-IN"/>
+              </w:rPr>
+              <w:t>(</w:t>
+            </w:r>
+            <w:r>
+              <w:rPr>
+                <w:rFonts w:ascii="Latha" w:hAnsi="Latha" w:cs="Latha"/>
+                <w:b/>
+                <w:bCs/>
+                <w:szCs w:val="28"/>
+                <w:lang w:bidi="ta-IN"/>
+              </w:rPr>
+              <w:t>GS-</w:t>
             </w:r>
             <w:r>
               <w:rPr>
@@ -630,138 +873,22 @@
             </w:r>
             <w:r>
               <w:rPr>
-                <w:rFonts w:cs="Latha"/>
-                <w:b/>
-                <w:bCs/>
-                <w:szCs w:val="28"/>
-                <w:lang w:bidi="ta-IN"/>
-              </w:rPr>
-              <w:t>.22</w:t>
-            </w:r>
-            <w:r>
-              <w:rPr>
-                <w:rFonts w:cs="Latha"/>
-                <w:b/>
-                <w:bCs/>
-                <w:szCs w:val="28"/>
-                <w:lang w:bidi="ta-IN"/>
-              </w:rPr>
-              <w:t>.</w:t>
-            </w:r>
-            <w:r>
-              <w:rPr>
-                <w:rFonts w:cs="Latha"/>
-                <w:b/>
-                <w:bCs/>
-                <w:szCs w:val="28"/>
-                <w:cs/>
-                <w:lang w:bidi="ta-IN"/>
-              </w:rPr>
-              <w:t>5</w:t>
-            </w:r>
-            <w:r>
-              <w:rPr>
-                <w:rFonts w:cs="Latha"/>
-                <w:b/>
-                <w:bCs/>
-                <w:szCs w:val="28"/>
-                <w:lang w:bidi="ta-IN"/>
-              </w:rPr>
-              <w:t>(</w:t>
-            </w:r>
-            <w:r>
-              <w:rPr>
-                <w:rFonts w:cs="Latha"/>
-                <w:b/>
-                <w:bCs/>
-                <w:szCs w:val="28"/>
-                <w:cs/>
-                <w:lang w:bidi="ta-IN"/>
-              </w:rPr>
-              <w:t>29</w:t>
-            </w:r>
-            <w:r>
-              <w:rPr>
-                <w:rFonts w:cs="Latha"/>
-                <w:b/>
-                <w:bCs/>
-                <w:szCs w:val="28"/>
-                <w:lang w:bidi="ta-IN"/>
-              </w:rPr>
-              <w:t>)</w:t>
-            </w:r>
-            <w:r>
-              <w:rPr>
-                <w:rFonts w:ascii="Latha" w:hAnsi="Latha" w:cs="Latha"/>
-                <w:szCs w:val="28"/>
-                <w:lang w:bidi="ta-IN"/>
-              </w:rPr>
-              <w:t xml:space="preserve">-  </w:t>
-            </w:r>
-            <w:r>
-              <w:rPr>
-                <w:rFonts w:ascii="Latha" w:hAnsi="Latha" w:cs="Latha"/>
-                <w:szCs w:val="28"/>
-                <w:cs/>
-                <w:lang w:bidi="ta-IN"/>
-              </w:rPr>
-              <w:t>அ</w:t>
-            </w:r>
-            <w:r>
-              <w:rPr>
-                <w:rFonts w:ascii="BRH Tamil Tab Extra" w:hAnsi="BRH Tamil Tab Extra" w:cs="Latha"/>
-                <w:b/>
-                <w:bCs/>
-                <w:sz w:val="32"/>
-                <w:szCs w:val="32"/>
-                <w:lang w:bidi="ta-IN"/>
-              </w:rPr>
-              <w:t>…</w:t>
-            </w:r>
-            <w:r>
-              <w:rPr>
-                <w:rFonts w:ascii="Latha" w:hAnsi="Latha" w:cs="Latha"/>
-                <w:szCs w:val="28"/>
-                <w:cs/>
-                <w:lang w:bidi="ta-IN"/>
-              </w:rPr>
-              <w:t xml:space="preserve">ஸ்மே </w:t>
-            </w:r>
-            <w:r>
-              <w:rPr>
-                <w:rFonts w:ascii="Latha" w:hAnsi="Latha" w:cs="Latha"/>
-                <w:szCs w:val="28"/>
-                <w:lang w:bidi="ta-IN"/>
-              </w:rPr>
-              <w:t xml:space="preserve">| </w:t>
-            </w:r>
-            <w:r>
-              <w:rPr>
-                <w:rFonts w:ascii="Latha" w:hAnsi="Latha" w:cs="Latha"/>
-                <w:szCs w:val="28"/>
-                <w:cs/>
-                <w:lang w:bidi="ta-IN"/>
-              </w:rPr>
-              <w:t>விஶ்வா</w:t>
-            </w:r>
-            <w:r>
-              <w:rPr>
-                <w:rFonts w:ascii="BRH Tamil Tab Extra" w:hAnsi="BRH Tamil Tab Extra" w:cs="Latha"/>
-                <w:b/>
-                <w:bCs/>
-                <w:sz w:val="32"/>
-                <w:szCs w:val="32"/>
-                <w:lang w:bidi="ta-IN"/>
-              </w:rPr>
-              <w:t>‡</w:t>
-            </w:r>
-            <w:r>
-              <w:rPr>
-                <w:rFonts w:ascii="Latha" w:hAnsi="Latha" w:cs="Latha"/>
-                <w:szCs w:val="28"/>
-                <w:lang w:bidi="ta-IN"/>
-              </w:rPr>
-              <w:t xml:space="preserve"> |</w:t>
+                <w:rFonts w:ascii="Latha" w:hAnsi="Latha" w:cs="Latha"/>
+                <w:szCs w:val="28"/>
+                <w:lang w:bidi="ta-IN"/>
+              </w:rPr>
+              <w:t>-</w:t>
+            </w:r>
+            <w:r>
+              <w:rPr>
+                <w:rFonts w:cs="Latha"/>
+                <w:b/>
+                <w:bCs/>
+                <w:szCs w:val="28"/>
+                <w:cs/>
+                <w:lang w:bidi="ta-IN"/>
+              </w:rPr>
+              <w:t>2)</w:t>
             </w:r>
           </w:p>
           <w:p>
@@ -770,7 +897,7 @@
               <w:autoSpaceDN w:val="0"/>
               <w:adjustRightInd w:val="0"/>
               <w:rPr>
-                <w:rFonts w:cs="BRH Malayalam Extra"/>
+                <w:rFonts w:cs="BRH Devanagari Extra"/>
                 <w:color w:val="000000"/>
                 <w:szCs w:val="40"/>
               </w:rPr>
@@ -779,58 +906,88 @@
               <w:rPr>
                 <w:rFonts w:ascii="Latha" w:hAnsi="Latha" w:cs="Latha"/>
                 <w:szCs w:val="28"/>
-                <w:cs/>
-                <w:lang w:bidi="ta-IN"/>
-              </w:rPr>
-              <w:t>அ</w:t>
-            </w:r>
-            <w:r>
-              <w:rPr>
-                <w:rFonts w:ascii="BRH Tamil Tab Extra" w:hAnsi="BRH Tamil Tab Extra" w:cs="Latha"/>
-                <w:b/>
-                <w:bCs/>
-                <w:sz w:val="32"/>
-                <w:szCs w:val="32"/>
-                <w:lang w:bidi="ta-IN"/>
-              </w:rPr>
-              <w:t>…</w:t>
-            </w:r>
-            <w:r>
-              <w:rPr>
-                <w:rFonts w:ascii="Latha" w:hAnsi="Latha" w:cs="Latha"/>
-                <w:szCs w:val="28"/>
-                <w:cs/>
-                <w:lang w:bidi="ta-IN"/>
-              </w:rPr>
-              <w:t>ஸ்மே விஶ்வா</w:t>
-            </w:r>
-            <w:r>
-              <w:rPr>
-                <w:rFonts w:ascii="BRH Tamil Tab Extra" w:hAnsi="BRH Tamil Tab Extra" w:cs="Latha"/>
-                <w:b/>
-                <w:bCs/>
-                <w:sz w:val="32"/>
-                <w:szCs w:val="32"/>
-                <w:lang w:bidi="ta-IN"/>
-              </w:rPr>
-              <w:t>…</w:t>
-            </w:r>
-            <w:r>
-              <w:rPr>
-                <w:rFonts w:ascii="Latha" w:hAnsi="Latha" w:cs="Latha"/>
-                <w:szCs w:val="28"/>
+                <w:highlight w:val="green"/>
+                <w:cs/>
+                <w:lang w:bidi="ta-IN"/>
+              </w:rPr>
+              <w:t>ஸூ</w:t>
+            </w:r>
+            <w:r>
+              <w:rPr>
+                <w:rFonts w:ascii="Latha" w:hAnsi="Latha" w:cs="Latha"/>
+                <w:szCs w:val="28"/>
+                <w:cs/>
                 <w:lang w:bidi="ta-IN"/>
               </w:rPr>
               <w:t xml:space="preserve"> </w:t>
             </w:r>
             <w:r>
               <w:rPr>
-                <w:rFonts w:ascii="Latha" w:hAnsi="Latha" w:cs="Latha"/>
-                <w:szCs w:val="28"/>
-                <w:cs/>
-                <w:lang w:bidi="ta-IN"/>
-              </w:rPr>
-              <w:t>விஶ்</w:t>
+                <w:rFonts w:ascii="Latha" w:hAnsi="Latha" w:cs="Latha" w:hint="cs"/>
+                <w:szCs w:val="28"/>
+                <w:cs/>
+                <w:lang w:bidi="ta-IN"/>
+              </w:rPr>
+              <w:t>நோ</w:t>
+            </w:r>
+            <w:r>
+              <w:rPr>
+                <w:rFonts w:ascii="BRH Tamil Tab Extra" w:hAnsi="BRH Tamil Tab Extra" w:cs="Latha"/>
+                <w:b/>
+                <w:bCs/>
+                <w:sz w:val="32"/>
+                <w:szCs w:val="32"/>
+                <w:lang w:bidi="ta-IN"/>
+              </w:rPr>
+              <w:t>†</w:t>
+            </w:r>
+            <w:r>
+              <w:rPr>
+                <w:rFonts w:ascii="Latha" w:hAnsi="Latha" w:cs="Latha"/>
+                <w:szCs w:val="28"/>
+                <w:lang w:bidi="ta-IN"/>
+              </w:rPr>
+              <w:t xml:space="preserve"> </w:t>
+            </w:r>
+            <w:r>
+              <w:rPr>
+                <w:rFonts w:ascii="Latha" w:hAnsi="Latha" w:cs="Latha"/>
+                <w:szCs w:val="28"/>
+                <w:cs/>
+                <w:lang w:bidi="ta-IN"/>
+              </w:rPr>
+              <w:t>ந</w:t>
+            </w:r>
+            <w:r>
+              <w:rPr>
+                <w:rFonts w:ascii="BRH Tamil Tab Extra" w:hAnsi="BRH Tamil Tab Extra" w:cs="Latha"/>
+                <w:b/>
+                <w:bCs/>
+                <w:sz w:val="32"/>
+                <w:szCs w:val="32"/>
+                <w:lang w:bidi="ta-IN"/>
+              </w:rPr>
+              <w:t>…</w:t>
+            </w:r>
+            <w:r>
+              <w:rPr>
+                <w:rFonts w:ascii="Latha" w:hAnsi="Latha" w:cs="Latha"/>
+                <w:b/>
+                <w:bCs/>
+                <w:szCs w:val="28"/>
+                <w:cs/>
+                <w:lang w:bidi="ta-IN"/>
+              </w:rPr>
+              <w:t>:</w:t>
+            </w:r>
+            <w:r>
+              <w:rPr>
+                <w:rFonts w:ascii="Latha" w:hAnsi="Latha" w:cs="Latha"/>
+                <w:szCs w:val="28"/>
+                <w:cs/>
+                <w:lang w:bidi="ta-IN"/>
+              </w:rPr>
+              <w:t xml:space="preserve"> ஸு </w:t>
             </w:r>
             <w:r>
               <w:rPr>
@@ -840,80 +997,72 @@
                 <w:cs/>
                 <w:lang w:bidi="ta-IN"/>
               </w:rPr>
-              <w:t>வா</w:t>
-            </w:r>
-            <w:r>
-              <w:rPr>
-                <w:rFonts w:ascii="BRH Tamil Tab Extra" w:hAnsi="BRH Tamil Tab Extra" w:cs="Latha"/>
-                <w:b/>
-                <w:bCs/>
-                <w:sz w:val="32"/>
-                <w:szCs w:val="32"/>
-                <w:lang w:bidi="ta-IN"/>
-              </w:rPr>
-              <w:t>…</w:t>
-            </w:r>
-            <w:bookmarkStart w:id="0" w:name="_Hlk200617614"/>
-            <w:r>
-              <w:rPr>
-                <w:rFonts w:ascii="BRH Devanagari Extra" w:hAnsi="BRH Devanagari Extra" w:cs="BRH Devanagari Extra"/>
-                <w:b/>
-                <w:bCs/>
-                <w:color w:val="000000"/>
-                <w:sz w:val="28"/>
-                <w:szCs w:val="28"/>
-                <w:highlight w:val="green"/>
-              </w:rPr>
-              <w:t>Å</w:t>
-            </w:r>
-            <w:bookmarkEnd w:id="0"/>
-            <w:r>
-              <w:rPr>
-                <w:rFonts w:ascii="Latha" w:hAnsi="Latha" w:cs="Latha"/>
-                <w:szCs w:val="28"/>
-                <w:cs/>
-                <w:lang w:bidi="ta-IN"/>
-              </w:rPr>
-              <w:t>ஸ்மே அ</w:t>
-            </w:r>
-            <w:r>
-              <w:rPr>
-                <w:rFonts w:ascii="BRH Tamil Tab Extra" w:hAnsi="BRH Tamil Tab Extra" w:cs="Latha"/>
-                <w:b/>
-                <w:bCs/>
-                <w:sz w:val="32"/>
-                <w:szCs w:val="32"/>
-                <w:lang w:bidi="ta-IN"/>
-              </w:rPr>
-              <w:t>…</w:t>
-            </w:r>
-            <w:r>
-              <w:rPr>
-                <w:rFonts w:ascii="Latha" w:hAnsi="Latha" w:cs="Latha"/>
-                <w:szCs w:val="28"/>
-                <w:cs/>
-                <w:lang w:bidi="ta-IN"/>
-              </w:rPr>
-              <w:t>ஸ்மே விஶ்வா</w:t>
-            </w:r>
-            <w:r>
-              <w:rPr>
-                <w:rFonts w:ascii="BRH Tamil Tab Extra" w:hAnsi="BRH Tamil Tab Extra" w:cs="Latha"/>
-                <w:b/>
-                <w:bCs/>
-                <w:sz w:val="32"/>
-                <w:szCs w:val="32"/>
-                <w:lang w:bidi="ta-IN"/>
-              </w:rPr>
-              <w:t>‡</w:t>
-            </w:r>
-            <w:r>
-              <w:rPr>
-                <w:rFonts w:ascii="Latha" w:hAnsi="Latha" w:cs="Latha"/>
-                <w:szCs w:val="28"/>
-                <w:lang w:bidi="ta-IN"/>
-              </w:rPr>
-              <w:t xml:space="preserve"> | </w:t>
+              <w:t>ஸூ</w:t>
+            </w:r>
+            <w:r>
+              <w:rPr>
+                <w:rFonts w:ascii="Latha" w:hAnsi="Latha" w:cs="Latha"/>
+                <w:szCs w:val="28"/>
+                <w:cs/>
+                <w:lang w:bidi="ta-IN"/>
+              </w:rPr>
+              <w:t xml:space="preserve"> </w:t>
+            </w:r>
+            <w:r>
+              <w:rPr>
+                <w:rFonts w:ascii="Latha" w:hAnsi="Latha" w:cs="Latha" w:hint="cs"/>
+                <w:szCs w:val="28"/>
+                <w:cs/>
+                <w:lang w:bidi="ta-IN"/>
+              </w:rPr>
+              <w:t>ந</w:t>
+            </w:r>
+            <w:r>
+              <w:rPr>
+                <w:rFonts w:ascii="BRH Tamil Tab Extra" w:hAnsi="BRH Tamil Tab Extra" w:cs="Latha"/>
+                <w:b/>
+                <w:bCs/>
+                <w:sz w:val="32"/>
+                <w:szCs w:val="32"/>
+                <w:lang w:bidi="ta-IN"/>
+              </w:rPr>
+              <w:t>†</w:t>
+            </w:r>
+            <w:r>
+              <w:rPr>
+                <w:rFonts w:ascii="Latha" w:hAnsi="Latha" w:cs="Latha"/>
+                <w:b/>
+                <w:bCs/>
+                <w:szCs w:val="28"/>
+                <w:cs/>
+                <w:lang w:bidi="ta-IN"/>
+              </w:rPr>
+              <w:t>:</w:t>
+            </w:r>
+            <w:r>
+              <w:rPr>
+                <w:rFonts w:ascii="Latha" w:hAnsi="Latha" w:cs="Latha"/>
+                <w:szCs w:val="28"/>
+                <w:cs/>
+                <w:lang w:bidi="ta-IN"/>
+              </w:rPr>
+              <w:t xml:space="preserve"> </w:t>
+            </w:r>
+            <w:r>
+              <w:rPr>
+                <w:rFonts w:ascii="Latha" w:hAnsi="Latha" w:cs="Latha"/>
+                <w:szCs w:val="28"/>
+                <w:lang w:bidi="ta-IN"/>
+              </w:rPr>
+              <w:t>|</w:t>
+            </w:r>
+            <w:r>
+              <w:rPr>
+                <w:rFonts w:ascii="Latha" w:hAnsi="Latha" w:cs="Latha"/>
+                <w:szCs w:val="28"/>
+                <w:lang w:bidi="ta-IN"/>
+              </w:rPr>
+              <w:t xml:space="preserve"> </w:t>
             </w:r>
           </w:p>
         </w:tc>
@@ -946,6 +1095,758 @@
                 <w:cs/>
                 <w:lang w:bidi="ta-IN"/>
               </w:rPr>
+              <w:t>32</w:t>
+            </w:r>
+            <w:r>
+              <w:rPr>
+                <w:rFonts w:cs="Latha"/>
+                <w:b/>
+                <w:bCs/>
+                <w:szCs w:val="28"/>
+                <w:cs/>
+                <w:lang w:bidi="ta-IN"/>
+              </w:rPr>
+              <w:t>)</w:t>
+            </w:r>
+            <w:r>
+              <w:rPr>
+                <w:rFonts w:ascii="Latha" w:hAnsi="Latha" w:cs="Latha"/>
+                <w:szCs w:val="28"/>
+                <w:lang w:bidi="ta-IN"/>
+              </w:rPr>
+              <w:tab/>
+            </w:r>
+            <w:r>
+              <w:rPr>
+                <w:rFonts w:cs="Latha"/>
+                <w:b/>
+                <w:bCs/>
+                <w:szCs w:val="28"/>
+                <w:cs/>
+                <w:lang w:bidi="ta-IN"/>
+              </w:rPr>
+              <w:t>1</w:t>
+            </w:r>
+            <w:r>
+              <w:rPr>
+                <w:rFonts w:cs="Latha"/>
+                <w:b/>
+                <w:bCs/>
+                <w:szCs w:val="28"/>
+                <w:lang w:bidi="ta-IN"/>
+              </w:rPr>
+              <w:t>.</w:t>
+            </w:r>
+            <w:r>
+              <w:rPr>
+                <w:rFonts w:cs="Latha"/>
+                <w:b/>
+                <w:bCs/>
+                <w:szCs w:val="28"/>
+                <w:cs/>
+                <w:lang w:bidi="ta-IN"/>
+              </w:rPr>
+              <w:t>8</w:t>
+            </w:r>
+            <w:r>
+              <w:rPr>
+                <w:rFonts w:cs="Latha"/>
+                <w:b/>
+                <w:bCs/>
+                <w:szCs w:val="28"/>
+                <w:lang w:bidi="ta-IN"/>
+              </w:rPr>
+              <w:t>.22</w:t>
+            </w:r>
+            <w:r>
+              <w:rPr>
+                <w:rFonts w:cs="Latha"/>
+                <w:b/>
+                <w:bCs/>
+                <w:szCs w:val="28"/>
+                <w:lang w:bidi="ta-IN"/>
+              </w:rPr>
+              <w:t>.</w:t>
+            </w:r>
+            <w:r>
+              <w:rPr>
+                <w:rFonts w:cs="Latha"/>
+                <w:b/>
+                <w:bCs/>
+                <w:szCs w:val="28"/>
+                <w:cs/>
+                <w:lang w:bidi="ta-IN"/>
+              </w:rPr>
+              <w:t>5</w:t>
+            </w:r>
+            <w:r>
+              <w:rPr>
+                <w:rFonts w:cs="Latha"/>
+                <w:b/>
+                <w:bCs/>
+                <w:szCs w:val="28"/>
+                <w:lang w:bidi="ta-IN"/>
+              </w:rPr>
+              <w:t>(</w:t>
+            </w:r>
+            <w:r>
+              <w:rPr>
+                <w:rFonts w:cs="Latha"/>
+                <w:b/>
+                <w:bCs/>
+                <w:szCs w:val="28"/>
+                <w:cs/>
+                <w:lang w:bidi="ta-IN"/>
+              </w:rPr>
+              <w:t>29</w:t>
+            </w:r>
+            <w:r>
+              <w:rPr>
+                <w:rFonts w:cs="Latha"/>
+                <w:b/>
+                <w:bCs/>
+                <w:szCs w:val="28"/>
+                <w:lang w:bidi="ta-IN"/>
+              </w:rPr>
+              <w:t>)</w:t>
+            </w:r>
+            <w:r>
+              <w:rPr>
+                <w:rFonts w:ascii="Latha" w:hAnsi="Latha" w:cs="Latha"/>
+                <w:szCs w:val="28"/>
+                <w:lang w:bidi="ta-IN"/>
+              </w:rPr>
+              <w:t xml:space="preserve">-  </w:t>
+            </w:r>
+            <w:r>
+              <w:rPr>
+                <w:rFonts w:ascii="Latha" w:hAnsi="Latha" w:cs="Latha"/>
+                <w:szCs w:val="28"/>
+                <w:cs/>
+                <w:lang w:bidi="ta-IN"/>
+              </w:rPr>
+              <w:t>அ</w:t>
+            </w:r>
+            <w:r>
+              <w:rPr>
+                <w:rFonts w:ascii="BRH Tamil Tab Extra" w:hAnsi="BRH Tamil Tab Extra" w:cs="Latha"/>
+                <w:b/>
+                <w:bCs/>
+                <w:sz w:val="32"/>
+                <w:szCs w:val="32"/>
+                <w:lang w:bidi="ta-IN"/>
+              </w:rPr>
+              <w:t>…</w:t>
+            </w:r>
+            <w:r>
+              <w:rPr>
+                <w:rFonts w:ascii="Latha" w:hAnsi="Latha" w:cs="Latha"/>
+                <w:szCs w:val="28"/>
+                <w:cs/>
+                <w:lang w:bidi="ta-IN"/>
+              </w:rPr>
+              <w:t xml:space="preserve">ஸ்மே </w:t>
+            </w:r>
+            <w:r>
+              <w:rPr>
+                <w:rFonts w:ascii="Latha" w:hAnsi="Latha" w:cs="Latha"/>
+                <w:szCs w:val="28"/>
+                <w:lang w:bidi="ta-IN"/>
+              </w:rPr>
+              <w:t xml:space="preserve">| </w:t>
+            </w:r>
+            <w:r>
+              <w:rPr>
+                <w:rFonts w:ascii="Latha" w:hAnsi="Latha" w:cs="Latha"/>
+                <w:szCs w:val="28"/>
+                <w:cs/>
+                <w:lang w:bidi="ta-IN"/>
+              </w:rPr>
+              <w:t>விஶ்வா</w:t>
+            </w:r>
+            <w:r>
+              <w:rPr>
+                <w:rFonts w:ascii="BRH Tamil Tab Extra" w:hAnsi="BRH Tamil Tab Extra" w:cs="Latha"/>
+                <w:b/>
+                <w:bCs/>
+                <w:sz w:val="32"/>
+                <w:szCs w:val="32"/>
+                <w:lang w:bidi="ta-IN"/>
+              </w:rPr>
+              <w:t>‡</w:t>
+            </w:r>
+            <w:r>
+              <w:rPr>
+                <w:rFonts w:ascii="Latha" w:hAnsi="Latha" w:cs="Latha"/>
+                <w:szCs w:val="28"/>
+                <w:lang w:bidi="ta-IN"/>
+              </w:rPr>
+              <w:t xml:space="preserve"> |</w:t>
+            </w:r>
+          </w:p>
+          <w:p>
+            <w:pPr>
+              <w:autoSpaceDE w:val="0"/>
+              <w:autoSpaceDN w:val="0"/>
+              <w:adjustRightInd w:val="0"/>
+              <w:rPr>
+                <w:rFonts w:cs="BRH Malayalam Extra"/>
+                <w:color w:val="000000"/>
+                <w:szCs w:val="40"/>
+              </w:rPr>
+            </w:pPr>
+            <w:r>
+              <w:rPr>
+                <w:rFonts w:ascii="Latha" w:hAnsi="Latha" w:cs="Latha"/>
+                <w:szCs w:val="28"/>
+                <w:cs/>
+                <w:lang w:bidi="ta-IN"/>
+              </w:rPr>
+              <w:t>அ</w:t>
+            </w:r>
+            <w:r>
+              <w:rPr>
+                <w:rFonts w:ascii="BRH Tamil Tab Extra" w:hAnsi="BRH Tamil Tab Extra" w:cs="Latha"/>
+                <w:b/>
+                <w:bCs/>
+                <w:sz w:val="32"/>
+                <w:szCs w:val="32"/>
+                <w:lang w:bidi="ta-IN"/>
+              </w:rPr>
+              <w:t>…</w:t>
+            </w:r>
+            <w:r>
+              <w:rPr>
+                <w:rFonts w:ascii="Latha" w:hAnsi="Latha" w:cs="Latha"/>
+                <w:szCs w:val="28"/>
+                <w:cs/>
+                <w:lang w:bidi="ta-IN"/>
+              </w:rPr>
+              <w:t>ஸ்மே விஶ்வா</w:t>
+            </w:r>
+            <w:r>
+              <w:rPr>
+                <w:rFonts w:ascii="BRH Tamil Tab Extra" w:hAnsi="BRH Tamil Tab Extra" w:cs="Latha"/>
+                <w:b/>
+                <w:bCs/>
+                <w:sz w:val="32"/>
+                <w:szCs w:val="32"/>
+                <w:lang w:bidi="ta-IN"/>
+              </w:rPr>
+              <w:t>…</w:t>
+            </w:r>
+            <w:r>
+              <w:rPr>
+                <w:rFonts w:ascii="Latha" w:hAnsi="Latha" w:cs="Latha"/>
+                <w:szCs w:val="28"/>
+                <w:lang w:bidi="ta-IN"/>
+              </w:rPr>
+              <w:t xml:space="preserve"> </w:t>
+            </w:r>
+            <w:r>
+              <w:rPr>
+                <w:rFonts w:ascii="Latha" w:hAnsi="Latha" w:cs="Latha"/>
+                <w:szCs w:val="28"/>
+                <w:cs/>
+                <w:lang w:bidi="ta-IN"/>
+              </w:rPr>
+              <w:t>விஶ்</w:t>
+            </w:r>
+            <w:r>
+              <w:rPr>
+                <w:rFonts w:ascii="Latha" w:hAnsi="Latha" w:cs="Latha"/>
+                <w:szCs w:val="28"/>
+                <w:highlight w:val="yellow"/>
+                <w:cs/>
+                <w:lang w:bidi="ta-IN"/>
+              </w:rPr>
+              <w:t>வா</w:t>
+            </w:r>
+            <w:r>
+              <w:rPr>
+                <w:rFonts w:ascii="BRH Tamil Tab Extra" w:hAnsi="BRH Tamil Tab Extra" w:cs="Latha"/>
+                <w:b/>
+                <w:bCs/>
+                <w:sz w:val="32"/>
+                <w:szCs w:val="32"/>
+                <w:lang w:bidi="ta-IN"/>
+              </w:rPr>
+              <w:t>†</w:t>
+            </w:r>
+            <w:r>
+              <w:rPr>
+                <w:rFonts w:ascii="Latha" w:hAnsi="Latha" w:cs="Latha"/>
+                <w:szCs w:val="28"/>
+                <w:lang w:bidi="ta-IN"/>
+              </w:rPr>
+              <w:t xml:space="preserve"> </w:t>
+            </w:r>
+            <w:r>
+              <w:rPr>
+                <w:rFonts w:ascii="Latha" w:hAnsi="Latha" w:cs="Latha"/>
+                <w:szCs w:val="28"/>
+                <w:highlight w:val="yellow"/>
+                <w:cs/>
+                <w:lang w:bidi="ta-IN"/>
+              </w:rPr>
+              <w:t>அ</w:t>
+            </w:r>
+            <w:r>
+              <w:rPr>
+                <w:rFonts w:ascii="BRH Tamil Tab Extra" w:hAnsi="BRH Tamil Tab Extra" w:cs="Latha"/>
+                <w:b/>
+                <w:bCs/>
+                <w:sz w:val="32"/>
+                <w:szCs w:val="32"/>
+                <w:lang w:bidi="ta-IN"/>
+              </w:rPr>
+              <w:t>…</w:t>
+            </w:r>
+            <w:r>
+              <w:rPr>
+                <w:rFonts w:ascii="Latha" w:hAnsi="Latha" w:cs="Latha"/>
+                <w:szCs w:val="28"/>
+                <w:cs/>
+                <w:lang w:bidi="ta-IN"/>
+              </w:rPr>
+              <w:t>ஸ்மே அ</w:t>
+            </w:r>
+            <w:r>
+              <w:rPr>
+                <w:rFonts w:ascii="BRH Tamil Tab Extra" w:hAnsi="BRH Tamil Tab Extra" w:cs="Latha"/>
+                <w:b/>
+                <w:bCs/>
+                <w:sz w:val="32"/>
+                <w:szCs w:val="32"/>
+                <w:lang w:bidi="ta-IN"/>
+              </w:rPr>
+              <w:t>…</w:t>
+            </w:r>
+            <w:r>
+              <w:rPr>
+                <w:rFonts w:ascii="Latha" w:hAnsi="Latha" w:cs="Latha"/>
+                <w:szCs w:val="28"/>
+                <w:cs/>
+                <w:lang w:bidi="ta-IN"/>
+              </w:rPr>
+              <w:t>ஸ்மே விஶ்வா</w:t>
+            </w:r>
+            <w:r>
+              <w:rPr>
+                <w:rFonts w:ascii="BRH Tamil Tab Extra" w:hAnsi="BRH Tamil Tab Extra" w:cs="Latha"/>
+                <w:b/>
+                <w:bCs/>
+                <w:sz w:val="32"/>
+                <w:szCs w:val="32"/>
+                <w:lang w:bidi="ta-IN"/>
+              </w:rPr>
+              <w:t>‡</w:t>
+            </w:r>
+            <w:r>
+              <w:rPr>
+                <w:rFonts w:ascii="Latha" w:hAnsi="Latha" w:cs="Latha"/>
+                <w:szCs w:val="28"/>
+                <w:lang w:bidi="ta-IN"/>
+              </w:rPr>
+              <w:t xml:space="preserve"> | </w:t>
+            </w:r>
+          </w:p>
+        </w:tc>
+        <w:tc>
+          <w:tcPr>
+            <w:tcW w:w="7300" w:type="dxa"/>
+          </w:tcPr>
+          <w:p>
+            <w:pPr>
+              <w:autoSpaceDE w:val="0"/>
+              <w:autoSpaceDN w:val="0"/>
+              <w:adjustRightInd w:val="0"/>
+              <w:rPr>
+                <w:rFonts w:ascii="Latha" w:hAnsi="Latha" w:cs="Latha"/>
+                <w:szCs w:val="28"/>
+                <w:lang w:bidi="ta-IN"/>
+              </w:rPr>
+            </w:pPr>
+            <w:r>
+              <w:rPr>
+                <w:rFonts w:cs="Latha"/>
+                <w:b/>
+                <w:bCs/>
+                <w:szCs w:val="28"/>
+                <w:cs/>
+                <w:lang w:bidi="ta-IN"/>
+              </w:rPr>
+              <w:t>32</w:t>
+            </w:r>
+            <w:r>
+              <w:rPr>
+                <w:rFonts w:cs="Latha"/>
+                <w:b/>
+                <w:bCs/>
+                <w:szCs w:val="28"/>
+                <w:cs/>
+                <w:lang w:bidi="ta-IN"/>
+              </w:rPr>
+              <w:t>)</w:t>
+            </w:r>
+            <w:r>
+              <w:rPr>
+                <w:rFonts w:ascii="Latha" w:hAnsi="Latha" w:cs="Latha"/>
+                <w:szCs w:val="28"/>
+                <w:lang w:bidi="ta-IN"/>
+              </w:rPr>
+              <w:tab/>
+            </w:r>
+            <w:r>
+              <w:rPr>
+                <w:rFonts w:cs="Latha"/>
+                <w:b/>
+                <w:bCs/>
+                <w:szCs w:val="28"/>
+                <w:cs/>
+                <w:lang w:bidi="ta-IN"/>
+              </w:rPr>
+              <w:t>1</w:t>
+            </w:r>
+            <w:r>
+              <w:rPr>
+                <w:rFonts w:cs="Latha"/>
+                <w:b/>
+                <w:bCs/>
+                <w:szCs w:val="28"/>
+                <w:lang w:bidi="ta-IN"/>
+              </w:rPr>
+              <w:t>.</w:t>
+            </w:r>
+            <w:r>
+              <w:rPr>
+                <w:rFonts w:cs="Latha"/>
+                <w:b/>
+                <w:bCs/>
+                <w:szCs w:val="28"/>
+                <w:cs/>
+                <w:lang w:bidi="ta-IN"/>
+              </w:rPr>
+              <w:t>8</w:t>
+            </w:r>
+            <w:r>
+              <w:rPr>
+                <w:rFonts w:cs="Latha"/>
+                <w:b/>
+                <w:bCs/>
+                <w:szCs w:val="28"/>
+                <w:lang w:bidi="ta-IN"/>
+              </w:rPr>
+              <w:t>.22</w:t>
+            </w:r>
+            <w:r>
+              <w:rPr>
+                <w:rFonts w:cs="Latha"/>
+                <w:b/>
+                <w:bCs/>
+                <w:szCs w:val="28"/>
+                <w:lang w:bidi="ta-IN"/>
+              </w:rPr>
+              <w:t>.</w:t>
+            </w:r>
+            <w:r>
+              <w:rPr>
+                <w:rFonts w:cs="Latha"/>
+                <w:b/>
+                <w:bCs/>
+                <w:szCs w:val="28"/>
+                <w:cs/>
+                <w:lang w:bidi="ta-IN"/>
+              </w:rPr>
+              <w:t>5</w:t>
+            </w:r>
+            <w:r>
+              <w:rPr>
+                <w:rFonts w:cs="Latha"/>
+                <w:b/>
+                <w:bCs/>
+                <w:szCs w:val="28"/>
+                <w:lang w:bidi="ta-IN"/>
+              </w:rPr>
+              <w:t>(</w:t>
+            </w:r>
+            <w:r>
+              <w:rPr>
+                <w:rFonts w:cs="Latha"/>
+                <w:b/>
+                <w:bCs/>
+                <w:szCs w:val="28"/>
+                <w:cs/>
+                <w:lang w:bidi="ta-IN"/>
+              </w:rPr>
+              <w:t>29</w:t>
+            </w:r>
+            <w:r>
+              <w:rPr>
+                <w:rFonts w:cs="Latha"/>
+                <w:b/>
+                <w:bCs/>
+                <w:szCs w:val="28"/>
+                <w:lang w:bidi="ta-IN"/>
+              </w:rPr>
+              <w:t>)</w:t>
+            </w:r>
+            <w:r>
+              <w:rPr>
+                <w:rFonts w:ascii="Latha" w:hAnsi="Latha" w:cs="Latha"/>
+                <w:szCs w:val="28"/>
+                <w:lang w:bidi="ta-IN"/>
+              </w:rPr>
+              <w:t xml:space="preserve">-  </w:t>
+            </w:r>
+            <w:r>
+              <w:rPr>
+                <w:rFonts w:ascii="Latha" w:hAnsi="Latha" w:cs="Latha"/>
+                <w:szCs w:val="28"/>
+                <w:cs/>
+                <w:lang w:bidi="ta-IN"/>
+              </w:rPr>
+              <w:t>அ</w:t>
+            </w:r>
+            <w:r>
+              <w:rPr>
+                <w:rFonts w:ascii="BRH Tamil Tab Extra" w:hAnsi="BRH Tamil Tab Extra" w:cs="Latha"/>
+                <w:b/>
+                <w:bCs/>
+                <w:sz w:val="32"/>
+                <w:szCs w:val="32"/>
+                <w:lang w:bidi="ta-IN"/>
+              </w:rPr>
+              <w:t>…</w:t>
+            </w:r>
+            <w:r>
+              <w:rPr>
+                <w:rFonts w:ascii="Latha" w:hAnsi="Latha" w:cs="Latha"/>
+                <w:szCs w:val="28"/>
+                <w:cs/>
+                <w:lang w:bidi="ta-IN"/>
+              </w:rPr>
+              <w:t xml:space="preserve">ஸ்மே </w:t>
+            </w:r>
+            <w:r>
+              <w:rPr>
+                <w:rFonts w:ascii="Latha" w:hAnsi="Latha" w:cs="Latha"/>
+                <w:szCs w:val="28"/>
+                <w:lang w:bidi="ta-IN"/>
+              </w:rPr>
+              <w:t xml:space="preserve">| </w:t>
+            </w:r>
+            <w:r>
+              <w:rPr>
+                <w:rFonts w:ascii="Latha" w:hAnsi="Latha" w:cs="Latha"/>
+                <w:szCs w:val="28"/>
+                <w:cs/>
+                <w:lang w:bidi="ta-IN"/>
+              </w:rPr>
+              <w:t>விஶ்வா</w:t>
+            </w:r>
+            <w:r>
+              <w:rPr>
+                <w:rFonts w:ascii="BRH Tamil Tab Extra" w:hAnsi="BRH Tamil Tab Extra" w:cs="Latha"/>
+                <w:b/>
+                <w:bCs/>
+                <w:sz w:val="32"/>
+                <w:szCs w:val="32"/>
+                <w:lang w:bidi="ta-IN"/>
+              </w:rPr>
+              <w:t>‡</w:t>
+            </w:r>
+            <w:r>
+              <w:rPr>
+                <w:rFonts w:ascii="Latha" w:hAnsi="Latha" w:cs="Latha"/>
+                <w:szCs w:val="28"/>
+                <w:lang w:bidi="ta-IN"/>
+              </w:rPr>
+              <w:t xml:space="preserve"> |</w:t>
+            </w:r>
+          </w:p>
+          <w:p>
+            <w:pPr>
+              <w:autoSpaceDE w:val="0"/>
+              <w:autoSpaceDN w:val="0"/>
+              <w:adjustRightInd w:val="0"/>
+              <w:rPr>
+                <w:rFonts w:cs="BRH Malayalam Extra"/>
+                <w:color w:val="000000"/>
+                <w:szCs w:val="40"/>
+              </w:rPr>
+            </w:pPr>
+            <w:r>
+              <w:rPr>
+                <w:rFonts w:ascii="Latha" w:hAnsi="Latha" w:cs="Latha"/>
+                <w:szCs w:val="28"/>
+                <w:cs/>
+                <w:lang w:bidi="ta-IN"/>
+              </w:rPr>
+              <w:t>அ</w:t>
+            </w:r>
+            <w:r>
+              <w:rPr>
+                <w:rFonts w:ascii="BRH Tamil Tab Extra" w:hAnsi="BRH Tamil Tab Extra" w:cs="Latha"/>
+                <w:b/>
+                <w:bCs/>
+                <w:sz w:val="32"/>
+                <w:szCs w:val="32"/>
+                <w:lang w:bidi="ta-IN"/>
+              </w:rPr>
+              <w:t>…</w:t>
+            </w:r>
+            <w:r>
+              <w:rPr>
+                <w:rFonts w:ascii="Latha" w:hAnsi="Latha" w:cs="Latha"/>
+                <w:szCs w:val="28"/>
+                <w:cs/>
+                <w:lang w:bidi="ta-IN"/>
+              </w:rPr>
+              <w:t>ஸ்மே விஶ்வா</w:t>
+            </w:r>
+            <w:r>
+              <w:rPr>
+                <w:rFonts w:ascii="BRH Tamil Tab Extra" w:hAnsi="BRH Tamil Tab Extra" w:cs="Latha"/>
+                <w:b/>
+                <w:bCs/>
+                <w:sz w:val="32"/>
+                <w:szCs w:val="32"/>
+                <w:lang w:bidi="ta-IN"/>
+              </w:rPr>
+              <w:t>…</w:t>
+            </w:r>
+            <w:r>
+              <w:rPr>
+                <w:rFonts w:ascii="Latha" w:hAnsi="Latha" w:cs="Latha"/>
+                <w:szCs w:val="28"/>
+                <w:lang w:bidi="ta-IN"/>
+              </w:rPr>
+              <w:t xml:space="preserve"> </w:t>
+            </w:r>
+            <w:r>
+              <w:rPr>
+                <w:rFonts w:ascii="Latha" w:hAnsi="Latha" w:cs="Latha"/>
+                <w:szCs w:val="28"/>
+                <w:cs/>
+                <w:lang w:bidi="ta-IN"/>
+              </w:rPr>
+              <w:t>விஶ்</w:t>
+            </w:r>
+            <w:r>
+              <w:rPr>
+                <w:rFonts w:ascii="Latha" w:hAnsi="Latha" w:cs="Latha"/>
+                <w:szCs w:val="28"/>
+                <w:highlight w:val="green"/>
+                <w:cs/>
+                <w:lang w:bidi="ta-IN"/>
+              </w:rPr>
+              <w:t>வா</w:t>
+            </w:r>
+            <w:r>
+              <w:rPr>
+                <w:rFonts w:ascii="BRH Tamil Tab Extra" w:hAnsi="BRH Tamil Tab Extra" w:cs="Latha"/>
+                <w:b/>
+                <w:bCs/>
+                <w:sz w:val="32"/>
+                <w:szCs w:val="32"/>
+                <w:lang w:bidi="ta-IN"/>
+              </w:rPr>
+              <w:t>…</w:t>
+            </w:r>
+            <w:bookmarkStart w:id="0" w:name="_Hlk200617614"/>
+            <w:r>
+              <w:rPr>
+                <w:rFonts w:ascii="BRH Devanagari Extra" w:hAnsi="BRH Devanagari Extra" w:cs="BRH Devanagari Extra"/>
+                <w:b/>
+                <w:bCs/>
+                <w:color w:val="000000"/>
+                <w:sz w:val="28"/>
+                <w:szCs w:val="28"/>
+                <w:highlight w:val="green"/>
+              </w:rPr>
+              <w:t>Å</w:t>
+            </w:r>
+            <w:bookmarkEnd w:id="0"/>
+            <w:r>
+              <w:rPr>
+                <w:rFonts w:ascii="Latha" w:hAnsi="Latha" w:cs="Latha"/>
+                <w:szCs w:val="28"/>
+                <w:cs/>
+                <w:lang w:bidi="ta-IN"/>
+              </w:rPr>
+              <w:t>ஸ்மே அ</w:t>
+            </w:r>
+            <w:r>
+              <w:rPr>
+                <w:rFonts w:ascii="BRH Tamil Tab Extra" w:hAnsi="BRH Tamil Tab Extra" w:cs="Latha"/>
+                <w:b/>
+                <w:bCs/>
+                <w:sz w:val="32"/>
+                <w:szCs w:val="32"/>
+                <w:lang w:bidi="ta-IN"/>
+              </w:rPr>
+              <w:t>…</w:t>
+            </w:r>
+            <w:r>
+              <w:rPr>
+                <w:rFonts w:ascii="Latha" w:hAnsi="Latha" w:cs="Latha"/>
+                <w:szCs w:val="28"/>
+                <w:cs/>
+                <w:lang w:bidi="ta-IN"/>
+              </w:rPr>
+              <w:t>ஸ்மே விஶ்வா</w:t>
+            </w:r>
+            <w:r>
+              <w:rPr>
+                <w:rFonts w:ascii="BRH Tamil Tab Extra" w:hAnsi="BRH Tamil Tab Extra" w:cs="Latha"/>
+                <w:b/>
+                <w:bCs/>
+                <w:sz w:val="32"/>
+                <w:szCs w:val="32"/>
+                <w:lang w:bidi="ta-IN"/>
+              </w:rPr>
+              <w:t>‡</w:t>
+            </w:r>
+            <w:r>
+              <w:rPr>
+                <w:rFonts w:ascii="Latha" w:hAnsi="Latha" w:cs="Latha"/>
+                <w:szCs w:val="28"/>
+                <w:lang w:bidi="ta-IN"/>
+              </w:rPr>
+              <w:t xml:space="preserve"> | </w:t>
+            </w:r>
+          </w:p>
+        </w:tc>
+      </w:tr>
+      <w:tr>
+        <w:trPr>
+          <w:trHeight w:val="1338"/>
+        </w:trPr>
+        <w:tc>
+          <w:tcPr>
+            <w:tcW w:w="7379" w:type="dxa"/>
+          </w:tcPr>
+          <w:p>
+            <w:pPr>
+              <w:autoSpaceDE w:val="0"/>
+              <w:autoSpaceDN w:val="0"/>
+              <w:adjustRightInd w:val="0"/>
+              <w:rPr>
+                <w:rFonts w:ascii="Latha" w:hAnsi="Latha" w:cs="Latha"/>
+                <w:szCs w:val="28"/>
+                <w:lang w:bidi="ta-IN"/>
+              </w:rPr>
+            </w:pPr>
+            <w:r>
+              <w:rPr>
+                <w:rFonts w:cs="Latha"/>
+                <w:b/>
+                <w:bCs/>
+                <w:szCs w:val="28"/>
+                <w:cs/>
+                <w:lang w:bidi="ta-IN"/>
+              </w:rPr>
               <w:t>81</w:t>
             </w:r>
             <w:r>
@@ -1601,907 +2502,6 @@
                 <w:szCs w:val="40"/>
               </w:rPr>
             </w:pPr>
-          </w:p>
-        </w:tc>
-      </w:tr>
-      <w:tr>
-        <w:trPr>
-          <w:trHeight w:val="1751"/>
-        </w:trPr>
-        <w:tc>
-          <w:tcPr>
-            <w:tcW w:w="7379" w:type="dxa"/>
-          </w:tcPr>
-          <w:p>
-            <w:pPr>
-              <w:autoSpaceDE w:val="0"/>
-              <w:autoSpaceDN w:val="0"/>
-              <w:adjustRightInd w:val="0"/>
-              <w:rPr>
-                <w:rFonts w:ascii="Latha" w:hAnsi="Latha" w:cs="Latha"/>
-                <w:szCs w:val="28"/>
-                <w:lang w:bidi="ta-IN"/>
-              </w:rPr>
-            </w:pPr>
-            <w:r>
-              <w:rPr>
-                <w:rFonts w:cs="Latha"/>
-                <w:b/>
-                <w:bCs/>
-                <w:szCs w:val="28"/>
-                <w:cs/>
-                <w:lang w:bidi="ta-IN"/>
-              </w:rPr>
-              <w:t>22)</w:t>
-            </w:r>
-            <w:r>
-              <w:rPr>
-                <w:rFonts w:ascii="Latha" w:hAnsi="Latha" w:cs="Latha"/>
-                <w:szCs w:val="28"/>
-                <w:lang w:bidi="ta-IN"/>
-              </w:rPr>
-              <w:tab/>
-            </w:r>
-            <w:r>
-              <w:rPr>
-                <w:rFonts w:cs="Latha"/>
-                <w:b/>
-                <w:bCs/>
-                <w:szCs w:val="28"/>
-                <w:cs/>
-                <w:lang w:bidi="ta-IN"/>
-              </w:rPr>
-              <w:t>1</w:t>
-            </w:r>
-            <w:r>
-              <w:rPr>
-                <w:rFonts w:cs="Latha"/>
-                <w:b/>
-                <w:bCs/>
-                <w:szCs w:val="28"/>
-                <w:lang w:bidi="ta-IN"/>
-              </w:rPr>
-              <w:t>.</w:t>
-            </w:r>
-            <w:r>
-              <w:rPr>
-                <w:rFonts w:cs="Latha"/>
-                <w:b/>
-                <w:bCs/>
-                <w:szCs w:val="28"/>
-                <w:cs/>
-                <w:lang w:bidi="ta-IN"/>
-              </w:rPr>
-              <w:t>8</w:t>
-            </w:r>
-            <w:r>
-              <w:rPr>
-                <w:rFonts w:cs="Latha"/>
-                <w:b/>
-                <w:bCs/>
-                <w:szCs w:val="28"/>
-                <w:lang w:bidi="ta-IN"/>
-              </w:rPr>
-              <w:t>.3</w:t>
-            </w:r>
-            <w:r>
-              <w:rPr>
-                <w:rFonts w:cs="Latha"/>
-                <w:b/>
-                <w:bCs/>
-                <w:szCs w:val="28"/>
-                <w:lang w:bidi="ta-IN"/>
-              </w:rPr>
-              <w:t>.</w:t>
-            </w:r>
-            <w:r>
-              <w:rPr>
-                <w:rFonts w:cs="Latha"/>
-                <w:b/>
-                <w:bCs/>
-                <w:szCs w:val="28"/>
-                <w:cs/>
-                <w:lang w:bidi="ta-IN"/>
-              </w:rPr>
-              <w:t>1</w:t>
-            </w:r>
-            <w:r>
-              <w:rPr>
-                <w:rFonts w:cs="Latha"/>
-                <w:b/>
-                <w:bCs/>
-                <w:szCs w:val="28"/>
-                <w:lang w:bidi="ta-IN"/>
-              </w:rPr>
-              <w:t>(</w:t>
-            </w:r>
-            <w:r>
-              <w:rPr>
-                <w:rFonts w:cs="Latha"/>
-                <w:b/>
-                <w:bCs/>
-                <w:szCs w:val="28"/>
-                <w:cs/>
-                <w:lang w:bidi="ta-IN"/>
-              </w:rPr>
-              <w:t>16</w:t>
-            </w:r>
-            <w:r>
-              <w:rPr>
-                <w:rFonts w:cs="Latha"/>
-                <w:b/>
-                <w:bCs/>
-                <w:szCs w:val="28"/>
-                <w:lang w:bidi="ta-IN"/>
-              </w:rPr>
-              <w:t>)</w:t>
-            </w:r>
-            <w:r>
-              <w:rPr>
-                <w:rFonts w:ascii="Latha" w:hAnsi="Latha" w:cs="Latha"/>
-                <w:szCs w:val="28"/>
-                <w:lang w:bidi="ta-IN"/>
-              </w:rPr>
-              <w:t xml:space="preserve">-  </w:t>
-            </w:r>
-            <w:r>
-              <w:rPr>
-                <w:rFonts w:ascii="Latha" w:hAnsi="Latha" w:cs="Latha"/>
-                <w:szCs w:val="28"/>
-                <w:cs/>
-                <w:lang w:bidi="ta-IN"/>
-              </w:rPr>
-              <w:t xml:space="preserve">ஸு </w:t>
-            </w:r>
-            <w:r>
-              <w:rPr>
-                <w:rFonts w:ascii="Latha" w:hAnsi="Latha" w:cs="Latha"/>
-                <w:szCs w:val="28"/>
-                <w:lang w:bidi="ta-IN"/>
-              </w:rPr>
-              <w:t xml:space="preserve">| </w:t>
-            </w:r>
-            <w:r>
-              <w:rPr>
-                <w:rFonts w:ascii="Latha" w:hAnsi="Latha" w:cs="Latha"/>
-                <w:szCs w:val="28"/>
-                <w:cs/>
-                <w:lang w:bidi="ta-IN"/>
-              </w:rPr>
-              <w:t>ந</w:t>
-            </w:r>
-            <w:r>
-              <w:rPr>
-                <w:rFonts w:ascii="BRH Tamil Tab Extra" w:hAnsi="BRH Tamil Tab Extra" w:cs="Latha"/>
-                <w:b/>
-                <w:bCs/>
-                <w:sz w:val="32"/>
-                <w:szCs w:val="32"/>
-                <w:lang w:bidi="ta-IN"/>
-              </w:rPr>
-              <w:t>…</w:t>
-            </w:r>
-            <w:r>
-              <w:rPr>
-                <w:rFonts w:ascii="Latha" w:hAnsi="Latha" w:cs="Latha"/>
-                <w:b/>
-                <w:bCs/>
-                <w:szCs w:val="28"/>
-                <w:cs/>
-                <w:lang w:bidi="ta-IN"/>
-              </w:rPr>
-              <w:t>:</w:t>
-            </w:r>
-            <w:r>
-              <w:rPr>
-                <w:rFonts w:ascii="Latha" w:hAnsi="Latha" w:cs="Latha"/>
-                <w:szCs w:val="28"/>
-                <w:cs/>
-                <w:lang w:bidi="ta-IN"/>
-              </w:rPr>
-              <w:t xml:space="preserve"> </w:t>
-            </w:r>
-            <w:r>
-              <w:rPr>
-                <w:rFonts w:ascii="Latha" w:hAnsi="Latha" w:cs="Latha"/>
-                <w:szCs w:val="28"/>
-                <w:lang w:bidi="ta-IN"/>
-              </w:rPr>
-              <w:t xml:space="preserve">| </w:t>
-            </w:r>
-            <w:r>
-              <w:rPr>
-                <w:rFonts w:cs="Latha"/>
-                <w:b/>
-                <w:bCs/>
-                <w:szCs w:val="28"/>
-                <w:lang w:bidi="ta-IN"/>
-              </w:rPr>
-              <w:t>(</w:t>
-            </w:r>
-            <w:r>
-              <w:rPr>
-                <w:rFonts w:ascii="Latha" w:hAnsi="Latha" w:cs="Latha"/>
-                <w:b/>
-                <w:bCs/>
-                <w:szCs w:val="28"/>
-                <w:lang w:bidi="ta-IN"/>
-              </w:rPr>
-              <w:t>GS-</w:t>
-            </w:r>
-            <w:r>
-              <w:rPr>
-                <w:rFonts w:cs="Latha"/>
-                <w:b/>
-                <w:bCs/>
-                <w:szCs w:val="28"/>
-                <w:cs/>
-                <w:lang w:bidi="ta-IN"/>
-              </w:rPr>
-              <w:t>1</w:t>
-            </w:r>
-            <w:r>
-              <w:rPr>
-                <w:rFonts w:cs="Latha"/>
-                <w:b/>
-                <w:bCs/>
-                <w:szCs w:val="28"/>
-                <w:lang w:bidi="ta-IN"/>
-              </w:rPr>
-              <w:t>.</w:t>
-            </w:r>
-            <w:r>
-              <w:rPr>
-                <w:rFonts w:cs="Latha"/>
-                <w:b/>
-                <w:bCs/>
-                <w:szCs w:val="28"/>
-                <w:cs/>
-                <w:lang w:bidi="ta-IN"/>
-              </w:rPr>
-              <w:t>8</w:t>
-            </w:r>
-            <w:r>
-              <w:rPr>
-                <w:rFonts w:ascii="Latha" w:hAnsi="Latha" w:cs="Latha"/>
-                <w:szCs w:val="28"/>
-                <w:lang w:bidi="ta-IN"/>
-              </w:rPr>
-              <w:t>-</w:t>
-            </w:r>
-            <w:r>
-              <w:rPr>
-                <w:rFonts w:cs="Latha"/>
-                <w:b/>
-                <w:bCs/>
-                <w:szCs w:val="28"/>
-                <w:cs/>
-                <w:lang w:bidi="ta-IN"/>
-              </w:rPr>
-              <w:t>2)</w:t>
-            </w:r>
-          </w:p>
-          <w:p>
-            <w:pPr>
-              <w:autoSpaceDE w:val="0"/>
-              <w:autoSpaceDN w:val="0"/>
-              <w:adjustRightInd w:val="0"/>
-              <w:rPr>
-                <w:rFonts w:cs="BRH Devanagari Extra"/>
-                <w:color w:val="000000"/>
-                <w:szCs w:val="40"/>
-              </w:rPr>
-            </w:pPr>
-            <w:r>
-              <w:rPr>
-                <w:rFonts w:ascii="Latha" w:hAnsi="Latha" w:cs="Latha"/>
-                <w:szCs w:val="28"/>
-                <w:highlight w:val="yellow"/>
-                <w:cs/>
-                <w:lang w:bidi="ta-IN"/>
-              </w:rPr>
-              <w:t>ஸு</w:t>
-            </w:r>
-            <w:r>
-              <w:rPr>
-                <w:rFonts w:ascii="Latha" w:hAnsi="Latha" w:cs="Latha"/>
-                <w:szCs w:val="28"/>
-                <w:cs/>
-                <w:lang w:bidi="ta-IN"/>
-              </w:rPr>
-              <w:t xml:space="preserve"> </w:t>
-            </w:r>
-            <w:r>
-              <w:rPr>
-                <w:rFonts w:ascii="Latha" w:hAnsi="Latha" w:cs="Latha" w:hint="cs"/>
-                <w:szCs w:val="28"/>
-                <w:cs/>
-                <w:lang w:bidi="ta-IN"/>
-              </w:rPr>
-              <w:t>நோ</w:t>
-            </w:r>
-            <w:r>
-              <w:rPr>
-                <w:rFonts w:ascii="BRH Tamil Tab Extra" w:hAnsi="BRH Tamil Tab Extra" w:cs="Latha"/>
-                <w:b/>
-                <w:bCs/>
-                <w:sz w:val="32"/>
-                <w:szCs w:val="32"/>
-                <w:lang w:bidi="ta-IN"/>
-              </w:rPr>
-              <w:t>†</w:t>
-            </w:r>
-            <w:r>
-              <w:rPr>
-                <w:rFonts w:ascii="Latha" w:hAnsi="Latha" w:cs="Latha"/>
-                <w:szCs w:val="28"/>
-                <w:lang w:bidi="ta-IN"/>
-              </w:rPr>
-              <w:t xml:space="preserve"> </w:t>
-            </w:r>
-            <w:r>
-              <w:rPr>
-                <w:rFonts w:ascii="Latha" w:hAnsi="Latha" w:cs="Latha"/>
-                <w:szCs w:val="28"/>
-                <w:cs/>
-                <w:lang w:bidi="ta-IN"/>
-              </w:rPr>
-              <w:t>ந</w:t>
-            </w:r>
-            <w:r>
-              <w:rPr>
-                <w:rFonts w:ascii="BRH Tamil Tab Extra" w:hAnsi="BRH Tamil Tab Extra" w:cs="Latha"/>
-                <w:b/>
-                <w:bCs/>
-                <w:sz w:val="32"/>
-                <w:szCs w:val="32"/>
-                <w:lang w:bidi="ta-IN"/>
-              </w:rPr>
-              <w:t>…</w:t>
-            </w:r>
-            <w:r>
-              <w:rPr>
-                <w:rFonts w:ascii="Latha" w:hAnsi="Latha" w:cs="Latha"/>
-                <w:b/>
-                <w:bCs/>
-                <w:szCs w:val="28"/>
-                <w:cs/>
-                <w:lang w:bidi="ta-IN"/>
-              </w:rPr>
-              <w:t>:</w:t>
-            </w:r>
-            <w:r>
-              <w:rPr>
-                <w:rFonts w:ascii="Latha" w:hAnsi="Latha" w:cs="Latha"/>
-                <w:szCs w:val="28"/>
-                <w:cs/>
-                <w:lang w:bidi="ta-IN"/>
-              </w:rPr>
-              <w:t xml:space="preserve"> ஸு </w:t>
-            </w:r>
-            <w:r>
-              <w:rPr>
-                <w:rFonts w:ascii="Latha" w:hAnsi="Latha" w:cs="Latha"/>
-                <w:szCs w:val="28"/>
-                <w:highlight w:val="yellow"/>
-                <w:cs/>
-                <w:lang w:bidi="ta-IN"/>
-              </w:rPr>
-              <w:t>ஸு</w:t>
-            </w:r>
-            <w:r>
-              <w:rPr>
-                <w:rFonts w:ascii="Latha" w:hAnsi="Latha" w:cs="Latha"/>
-                <w:szCs w:val="28"/>
-                <w:cs/>
-                <w:lang w:bidi="ta-IN"/>
-              </w:rPr>
-              <w:t xml:space="preserve"> </w:t>
-            </w:r>
-            <w:r>
-              <w:rPr>
-                <w:rFonts w:ascii="Latha" w:hAnsi="Latha" w:cs="Latha" w:hint="cs"/>
-                <w:szCs w:val="28"/>
-                <w:cs/>
-                <w:lang w:bidi="ta-IN"/>
-              </w:rPr>
-              <w:t>ந</w:t>
-            </w:r>
-            <w:r>
-              <w:rPr>
-                <w:rFonts w:ascii="BRH Tamil Tab Extra" w:hAnsi="BRH Tamil Tab Extra" w:cs="Latha"/>
-                <w:b/>
-                <w:bCs/>
-                <w:sz w:val="32"/>
-                <w:szCs w:val="32"/>
-                <w:lang w:bidi="ta-IN"/>
-              </w:rPr>
-              <w:t>†</w:t>
-            </w:r>
-            <w:r>
-              <w:rPr>
-                <w:rFonts w:ascii="Latha" w:hAnsi="Latha" w:cs="Latha"/>
-                <w:b/>
-                <w:bCs/>
-                <w:szCs w:val="28"/>
-                <w:cs/>
-                <w:lang w:bidi="ta-IN"/>
-              </w:rPr>
-              <w:t>:</w:t>
-            </w:r>
-            <w:r>
-              <w:rPr>
-                <w:rFonts w:ascii="Latha" w:hAnsi="Latha" w:cs="Latha"/>
-                <w:szCs w:val="28"/>
-                <w:cs/>
-                <w:lang w:bidi="ta-IN"/>
-              </w:rPr>
-              <w:t xml:space="preserve"> </w:t>
-            </w:r>
-            <w:r>
-              <w:rPr>
-                <w:rFonts w:ascii="Latha" w:hAnsi="Latha" w:cs="Latha"/>
-                <w:szCs w:val="28"/>
-                <w:lang w:bidi="ta-IN"/>
-              </w:rPr>
-              <w:t>|</w:t>
-            </w:r>
-            <w:r>
-              <w:rPr>
-                <w:rFonts w:ascii="Latha" w:hAnsi="Latha" w:cs="Latha"/>
-                <w:szCs w:val="28"/>
-                <w:lang w:bidi="ta-IN"/>
-              </w:rPr>
-              <w:t xml:space="preserve"> </w:t>
-            </w:r>
-          </w:p>
-        </w:tc>
-        <w:tc>
-          <w:tcPr>
-            <w:tcW w:w="7300" w:type="dxa"/>
-          </w:tcPr>
-          <w:p>
-            <w:pPr>
-              <w:autoSpaceDE w:val="0"/>
-              <w:autoSpaceDN w:val="0"/>
-              <w:adjustRightInd w:val="0"/>
-              <w:rPr>
-                <w:rFonts w:ascii="Latha" w:hAnsi="Latha" w:cs="Latha"/>
-                <w:szCs w:val="28"/>
-                <w:lang w:bidi="ta-IN"/>
-              </w:rPr>
-            </w:pPr>
-            <w:r>
-              <w:rPr>
-                <w:rFonts w:cs="Latha"/>
-                <w:b/>
-                <w:bCs/>
-                <w:szCs w:val="28"/>
-                <w:cs/>
-                <w:lang w:bidi="ta-IN"/>
-              </w:rPr>
-              <w:t>22)</w:t>
-            </w:r>
-            <w:r>
-              <w:rPr>
-                <w:rFonts w:ascii="Latha" w:hAnsi="Latha" w:cs="Latha"/>
-                <w:szCs w:val="28"/>
-                <w:lang w:bidi="ta-IN"/>
-              </w:rPr>
-              <w:tab/>
-            </w:r>
-            <w:r>
-              <w:rPr>
-                <w:rFonts w:cs="Latha"/>
-                <w:b/>
-                <w:bCs/>
-                <w:szCs w:val="28"/>
-                <w:cs/>
-                <w:lang w:bidi="ta-IN"/>
-              </w:rPr>
-              <w:t>1</w:t>
-            </w:r>
-            <w:r>
-              <w:rPr>
-                <w:rFonts w:cs="Latha"/>
-                <w:b/>
-                <w:bCs/>
-                <w:szCs w:val="28"/>
-                <w:lang w:bidi="ta-IN"/>
-              </w:rPr>
-              <w:t>.</w:t>
-            </w:r>
-            <w:r>
-              <w:rPr>
-                <w:rFonts w:cs="Latha"/>
-                <w:b/>
-                <w:bCs/>
-                <w:szCs w:val="28"/>
-                <w:cs/>
-                <w:lang w:bidi="ta-IN"/>
-              </w:rPr>
-              <w:t>8</w:t>
-            </w:r>
-            <w:r>
-              <w:rPr>
-                <w:rFonts w:cs="Latha"/>
-                <w:b/>
-                <w:bCs/>
-                <w:szCs w:val="28"/>
-                <w:lang w:bidi="ta-IN"/>
-              </w:rPr>
-              <w:t>.3</w:t>
-            </w:r>
-            <w:r>
-              <w:rPr>
-                <w:rFonts w:cs="Latha"/>
-                <w:b/>
-                <w:bCs/>
-                <w:szCs w:val="28"/>
-                <w:lang w:bidi="ta-IN"/>
-              </w:rPr>
-              <w:t>.</w:t>
-            </w:r>
-            <w:r>
-              <w:rPr>
-                <w:rFonts w:cs="Latha"/>
-                <w:b/>
-                <w:bCs/>
-                <w:szCs w:val="28"/>
-                <w:cs/>
-                <w:lang w:bidi="ta-IN"/>
-              </w:rPr>
-              <w:t>1</w:t>
-            </w:r>
-            <w:r>
-              <w:rPr>
-                <w:rFonts w:cs="Latha"/>
-                <w:b/>
-                <w:bCs/>
-                <w:szCs w:val="28"/>
-                <w:lang w:bidi="ta-IN"/>
-              </w:rPr>
-              <w:t>(</w:t>
-            </w:r>
-            <w:r>
-              <w:rPr>
-                <w:rFonts w:cs="Latha"/>
-                <w:b/>
-                <w:bCs/>
-                <w:szCs w:val="28"/>
-                <w:cs/>
-                <w:lang w:bidi="ta-IN"/>
-              </w:rPr>
-              <w:t>16</w:t>
-            </w:r>
-            <w:r>
-              <w:rPr>
-                <w:rFonts w:cs="Latha"/>
-                <w:b/>
-                <w:bCs/>
-                <w:szCs w:val="28"/>
-                <w:lang w:bidi="ta-IN"/>
-              </w:rPr>
-              <w:t>)</w:t>
-            </w:r>
-            <w:r>
-              <w:rPr>
-                <w:rFonts w:ascii="Latha" w:hAnsi="Latha" w:cs="Latha"/>
-                <w:szCs w:val="28"/>
-                <w:lang w:bidi="ta-IN"/>
-              </w:rPr>
-              <w:t xml:space="preserve">-  </w:t>
-            </w:r>
-            <w:r>
-              <w:rPr>
-                <w:rFonts w:ascii="Latha" w:hAnsi="Latha" w:cs="Latha"/>
-                <w:szCs w:val="28"/>
-                <w:cs/>
-                <w:lang w:bidi="ta-IN"/>
-              </w:rPr>
-              <w:t xml:space="preserve">ஸு </w:t>
-            </w:r>
-            <w:r>
-              <w:rPr>
-                <w:rFonts w:ascii="Latha" w:hAnsi="Latha" w:cs="Latha"/>
-                <w:szCs w:val="28"/>
-                <w:lang w:bidi="ta-IN"/>
-              </w:rPr>
-              <w:t xml:space="preserve">| </w:t>
-            </w:r>
-            <w:r>
-              <w:rPr>
-                <w:rFonts w:ascii="Latha" w:hAnsi="Latha" w:cs="Latha"/>
-                <w:szCs w:val="28"/>
-                <w:cs/>
-                <w:lang w:bidi="ta-IN"/>
-              </w:rPr>
-              <w:t>ந</w:t>
-            </w:r>
-            <w:r>
-              <w:rPr>
-                <w:rFonts w:ascii="BRH Tamil Tab Extra" w:hAnsi="BRH Tamil Tab Extra" w:cs="Latha"/>
-                <w:b/>
-                <w:bCs/>
-                <w:sz w:val="32"/>
-                <w:szCs w:val="32"/>
-                <w:lang w:bidi="ta-IN"/>
-              </w:rPr>
-              <w:t>…</w:t>
-            </w:r>
-            <w:r>
-              <w:rPr>
-                <w:rFonts w:ascii="Latha" w:hAnsi="Latha" w:cs="Latha"/>
-                <w:b/>
-                <w:bCs/>
-                <w:szCs w:val="28"/>
-                <w:cs/>
-                <w:lang w:bidi="ta-IN"/>
-              </w:rPr>
-              <w:t>:</w:t>
-            </w:r>
-            <w:r>
-              <w:rPr>
-                <w:rFonts w:ascii="Latha" w:hAnsi="Latha" w:cs="Latha"/>
-                <w:szCs w:val="28"/>
-                <w:cs/>
-                <w:lang w:bidi="ta-IN"/>
-              </w:rPr>
-              <w:t xml:space="preserve"> </w:t>
-            </w:r>
-            <w:r>
-              <w:rPr>
-                <w:rFonts w:ascii="Latha" w:hAnsi="Latha" w:cs="Latha"/>
-                <w:szCs w:val="28"/>
-                <w:lang w:bidi="ta-IN"/>
-              </w:rPr>
-              <w:t xml:space="preserve">| </w:t>
-            </w:r>
-            <w:r>
-              <w:rPr>
-                <w:rFonts w:cs="Latha"/>
-                <w:b/>
-                <w:bCs/>
-                <w:szCs w:val="28"/>
-                <w:lang w:bidi="ta-IN"/>
-              </w:rPr>
-              <w:t>(</w:t>
-            </w:r>
-            <w:r>
-              <w:rPr>
-                <w:rFonts w:ascii="Latha" w:hAnsi="Latha" w:cs="Latha"/>
-                <w:b/>
-                <w:bCs/>
-                <w:szCs w:val="28"/>
-                <w:lang w:bidi="ta-IN"/>
-              </w:rPr>
-              <w:t>GS-</w:t>
-            </w:r>
-            <w:r>
-              <w:rPr>
-                <w:rFonts w:cs="Latha"/>
-                <w:b/>
-                <w:bCs/>
-                <w:szCs w:val="28"/>
-                <w:cs/>
-                <w:lang w:bidi="ta-IN"/>
-              </w:rPr>
-              <w:t>1</w:t>
-            </w:r>
-            <w:r>
-              <w:rPr>
-                <w:rFonts w:cs="Latha"/>
-                <w:b/>
-                <w:bCs/>
-                <w:szCs w:val="28"/>
-                <w:lang w:bidi="ta-IN"/>
-              </w:rPr>
-              <w:t>.</w:t>
-            </w:r>
-            <w:r>
-              <w:rPr>
-                <w:rFonts w:cs="Latha"/>
-                <w:b/>
-                <w:bCs/>
-                <w:szCs w:val="28"/>
-                <w:cs/>
-                <w:lang w:bidi="ta-IN"/>
-              </w:rPr>
-              <w:t>8</w:t>
-            </w:r>
-            <w:r>
-              <w:rPr>
-                <w:rFonts w:ascii="Latha" w:hAnsi="Latha" w:cs="Latha"/>
-                <w:szCs w:val="28"/>
-                <w:lang w:bidi="ta-IN"/>
-              </w:rPr>
-              <w:t>-</w:t>
-            </w:r>
-            <w:r>
-              <w:rPr>
-                <w:rFonts w:cs="Latha"/>
-                <w:b/>
-                <w:bCs/>
-                <w:szCs w:val="28"/>
-                <w:cs/>
-                <w:lang w:bidi="ta-IN"/>
-              </w:rPr>
-              <w:t>2)</w:t>
-            </w:r>
-          </w:p>
-          <w:p>
-            <w:pPr>
-              <w:autoSpaceDE w:val="0"/>
-              <w:autoSpaceDN w:val="0"/>
-              <w:adjustRightInd w:val="0"/>
-              <w:rPr>
-                <w:rFonts w:cs="BRH Devanagari Extra"/>
-                <w:color w:val="000000"/>
-                <w:szCs w:val="40"/>
-              </w:rPr>
-            </w:pPr>
-            <w:r>
-              <w:rPr>
-                <w:rFonts w:ascii="Latha" w:hAnsi="Latha" w:cs="Latha"/>
-                <w:szCs w:val="28"/>
-                <w:highlight w:val="green"/>
-                <w:cs/>
-                <w:lang w:bidi="ta-IN"/>
-              </w:rPr>
-              <w:t>ஸூ</w:t>
-            </w:r>
-            <w:r>
-              <w:rPr>
-                <w:rFonts w:ascii="Latha" w:hAnsi="Latha" w:cs="Latha"/>
-                <w:szCs w:val="28"/>
-                <w:cs/>
-                <w:lang w:bidi="ta-IN"/>
-              </w:rPr>
-              <w:t xml:space="preserve"> </w:t>
-            </w:r>
-            <w:r>
-              <w:rPr>
-                <w:rFonts w:ascii="Latha" w:hAnsi="Latha" w:cs="Latha" w:hint="cs"/>
-                <w:szCs w:val="28"/>
-                <w:cs/>
-                <w:lang w:bidi="ta-IN"/>
-              </w:rPr>
-              <w:t>நோ</w:t>
-            </w:r>
-            <w:r>
-              <w:rPr>
-                <w:rFonts w:ascii="BRH Tamil Tab Extra" w:hAnsi="BRH Tamil Tab Extra" w:cs="Latha"/>
-                <w:b/>
-                <w:bCs/>
-                <w:sz w:val="32"/>
-                <w:szCs w:val="32"/>
-                <w:lang w:bidi="ta-IN"/>
-              </w:rPr>
-              <w:t>†</w:t>
-            </w:r>
-            <w:r>
-              <w:rPr>
-                <w:rFonts w:ascii="Latha" w:hAnsi="Latha" w:cs="Latha"/>
-                <w:szCs w:val="28"/>
-                <w:lang w:bidi="ta-IN"/>
-              </w:rPr>
-              <w:t xml:space="preserve"> </w:t>
-            </w:r>
-            <w:r>
-              <w:rPr>
-                <w:rFonts w:ascii="Latha" w:hAnsi="Latha" w:cs="Latha"/>
-                <w:szCs w:val="28"/>
-                <w:cs/>
-                <w:lang w:bidi="ta-IN"/>
-              </w:rPr>
-              <w:t>ந</w:t>
-            </w:r>
-            <w:r>
-              <w:rPr>
-                <w:rFonts w:ascii="BRH Tamil Tab Extra" w:hAnsi="BRH Tamil Tab Extra" w:cs="Latha"/>
-                <w:b/>
-                <w:bCs/>
-                <w:sz w:val="32"/>
-                <w:szCs w:val="32"/>
-                <w:lang w:bidi="ta-IN"/>
-              </w:rPr>
-              <w:t>…</w:t>
-            </w:r>
-            <w:r>
-              <w:rPr>
-                <w:rFonts w:ascii="Latha" w:hAnsi="Latha" w:cs="Latha"/>
-                <w:b/>
-                <w:bCs/>
-                <w:szCs w:val="28"/>
-                <w:cs/>
-                <w:lang w:bidi="ta-IN"/>
-              </w:rPr>
-              <w:t>:</w:t>
-            </w:r>
-            <w:r>
-              <w:rPr>
-                <w:rFonts w:ascii="Latha" w:hAnsi="Latha" w:cs="Latha"/>
-                <w:szCs w:val="28"/>
-                <w:cs/>
-                <w:lang w:bidi="ta-IN"/>
-              </w:rPr>
-              <w:t xml:space="preserve"> ஸு </w:t>
-            </w:r>
-            <w:r>
-              <w:rPr>
-                <w:rFonts w:ascii="Latha" w:hAnsi="Latha" w:cs="Latha"/>
-                <w:szCs w:val="28"/>
-                <w:highlight w:val="green"/>
-                <w:cs/>
-                <w:lang w:bidi="ta-IN"/>
-              </w:rPr>
-              <w:t>ஸூ</w:t>
-            </w:r>
-            <w:r>
-              <w:rPr>
-                <w:rFonts w:ascii="Latha" w:hAnsi="Latha" w:cs="Latha"/>
-                <w:szCs w:val="28"/>
-                <w:cs/>
-                <w:lang w:bidi="ta-IN"/>
-              </w:rPr>
-              <w:t xml:space="preserve"> </w:t>
-            </w:r>
-            <w:r>
-              <w:rPr>
-                <w:rFonts w:ascii="Latha" w:hAnsi="Latha" w:cs="Latha" w:hint="cs"/>
-                <w:szCs w:val="28"/>
-                <w:cs/>
-                <w:lang w:bidi="ta-IN"/>
-              </w:rPr>
-              <w:t>ந</w:t>
-            </w:r>
-            <w:r>
-              <w:rPr>
-                <w:rFonts w:ascii="BRH Tamil Tab Extra" w:hAnsi="BRH Tamil Tab Extra" w:cs="Latha"/>
-                <w:b/>
-                <w:bCs/>
-                <w:sz w:val="32"/>
-                <w:szCs w:val="32"/>
-                <w:lang w:bidi="ta-IN"/>
-              </w:rPr>
-              <w:t>†</w:t>
-            </w:r>
-            <w:r>
-              <w:rPr>
-                <w:rFonts w:ascii="Latha" w:hAnsi="Latha" w:cs="Latha"/>
-                <w:b/>
-                <w:bCs/>
-                <w:szCs w:val="28"/>
-                <w:cs/>
-                <w:lang w:bidi="ta-IN"/>
-              </w:rPr>
-              <w:t>:</w:t>
-            </w:r>
-            <w:r>
-              <w:rPr>
-                <w:rFonts w:ascii="Latha" w:hAnsi="Latha" w:cs="Latha"/>
-                <w:szCs w:val="28"/>
-                <w:cs/>
-                <w:lang w:bidi="ta-IN"/>
-              </w:rPr>
-              <w:t xml:space="preserve"> </w:t>
-            </w:r>
-            <w:r>
-              <w:rPr>
-                <w:rFonts w:ascii="Latha" w:hAnsi="Latha" w:cs="Latha"/>
-                <w:szCs w:val="28"/>
-                <w:lang w:bidi="ta-IN"/>
-              </w:rPr>
-              <w:t>|</w:t>
-            </w:r>
-            <w:r>
-              <w:rPr>
-                <w:rFonts w:ascii="Latha" w:hAnsi="Latha" w:cs="Latha"/>
-                <w:szCs w:val="28"/>
-                <w:lang w:bidi="ta-IN"/>
-              </w:rPr>
-              <w:t xml:space="preserve"> </w:t>
-            </w:r>
           </w:p>
         </w:tc>
       </w:tr>
@@ -16089,6 +16089,7 @@
                 <w:cs/>
                 <w:lang w:bidi="ta-IN"/>
               </w:rPr>
+              <w:lastRenderedPageBreak/>
               <w:t>41</w:t>
             </w:r>
             <w:r>

--- a/TS Jatai Ghanam Project/TS 1.8/TS 1.8 Jatai Tamil Corrections.docx
+++ b/TS Jatai Ghanam Project/TS 1.8/TS 1.8 Jatai Tamil Corrections.docx
@@ -70,10 +70,30 @@
           <w:bCs/>
           <w:sz w:val="32"/>
           <w:szCs w:val="32"/>
-          <w:highlight w:val="red"/>
           <w:u w:val="single"/>
         </w:rPr>
-        <w:t>????</w:t>
+        <w:t>30</w:t>
+      </w:r>
+      <w:r>
+        <w:rPr>
+          <w:b/>
+          <w:bCs/>
+          <w:sz w:val="32"/>
+          <w:szCs w:val="32"/>
+          <w:u w:val="single"/>
+          <w:vertAlign w:val="superscript"/>
+        </w:rPr>
+        <w:t>th</w:t>
+      </w:r>
+      <w:r>
+        <w:rPr>
+          <w:b/>
+          <w:bCs/>
+          <w:sz w:val="32"/>
+          <w:szCs w:val="32"/>
+          <w:u w:val="single"/>
+        </w:rPr>
+        <w:t xml:space="preserve"> June 2026</w:t>
       </w:r>
     </w:p>
     <w:p>
@@ -83,16 +103,14 @@
         <w:rPr>
           <w:b/>
           <w:bCs/>
-          <w:sz w:val="28"/>
-          <w:szCs w:val="32"/>
+          <w:szCs w:val="24"/>
         </w:rPr>
       </w:pPr>
       <w:r>
         <w:rPr>
           <w:b/>
           <w:bCs/>
-          <w:sz w:val="28"/>
-          <w:szCs w:val="32"/>
+          <w:szCs w:val="24"/>
         </w:rPr>
         <w:t>(ignore those which are already incorporated in your book’s version and date)</w:t>
       </w:r>
@@ -2549,6 +2567,19 @@
         </w:tc>
       </w:tr>
     </w:tbl>
+    <w:p>
+      <w:pPr>
+        <w:spacing w:before="0" w:line="240" w:lineRule="auto"/>
+        <w:jc w:val="center"/>
+        <w:rPr>
+          <w:b/>
+          <w:bCs/>
+          <w:sz w:val="32"/>
+          <w:szCs w:val="32"/>
+          <w:u w:val="single"/>
+        </w:rPr>
+      </w:pPr>
+    </w:p>
     <w:p>
       <w:pPr>
         <w:spacing w:before="0" w:line="240" w:lineRule="auto"/>
